--- a/wwwroot/sxyt/sxyt.docx
+++ b/wwwroot/sxyt/sxyt.docx
@@ -10,6 +10,8 @@
           <w:szCs w:val="36"/>
         </w:rPr>
       </w:pPr>
+      <w:bookmarkStart w:id="0" w:name="_GoBack"/>
+      <w:bookmarkEnd w:id="0"/>
       <w:r>
         <w:rPr>
           <w:sz w:val="36"/>
@@ -250,25 +252,7 @@
           <w:sz w:val="24"/>
           <w:szCs w:val="24"/>
         </w:rPr>
-        <w:t>一些有关的</w:t>
-      </w:r>
-      <w:proofErr w:type="gramStart"/>
-      <w:r>
-        <w:rPr>
-          <w:rFonts w:hint="eastAsia"/>
-          <w:sz w:val="24"/>
-          <w:szCs w:val="24"/>
-        </w:rPr>
-        <w:t>微信交流</w:t>
-      </w:r>
-      <w:proofErr w:type="gramEnd"/>
-      <w:r>
-        <w:rPr>
-          <w:rFonts w:hint="eastAsia"/>
-          <w:sz w:val="24"/>
-          <w:szCs w:val="24"/>
-        </w:rPr>
-        <w:t>信息请见附录</w:t>
+        <w:t>一些有关的微信交流信息请见附录</w:t>
       </w:r>
       <w:r>
         <w:rPr>
@@ -463,29 +447,7 @@
           <w:szCs w:val="28"/>
           <w:shd w:val="pct15" w:color="auto" w:fill="FFFFFF"/>
         </w:rPr>
-        <w:t>合同，</w:t>
-      </w:r>
-      <w:proofErr w:type="gramStart"/>
-      <w:r>
-        <w:rPr>
-          <w:b/>
-          <w:color w:val="00B050"/>
-          <w:sz w:val="28"/>
-          <w:szCs w:val="28"/>
-          <w:shd w:val="pct15" w:color="auto" w:fill="FFFFFF"/>
-        </w:rPr>
-        <w:t>欲同时</w:t>
-      </w:r>
-      <w:proofErr w:type="gramEnd"/>
-      <w:r>
-        <w:rPr>
-          <w:b/>
-          <w:color w:val="00B050"/>
-          <w:sz w:val="28"/>
-          <w:szCs w:val="28"/>
-          <w:shd w:val="pct15" w:color="auto" w:fill="FFFFFF"/>
-        </w:rPr>
-        <w:t>起诉！本人一共两个案子</w:t>
+        <w:t>合同，欲同时起诉！本人一共两个案子</w:t>
       </w:r>
       <w:r>
         <w:rPr>
@@ -506,7 +468,6 @@
         <w:ind w:firstLine="425"/>
         <w:jc w:val="right"/>
         <w:rPr>
-          <w:rFonts w:hint="eastAsia"/>
           <w:sz w:val="24"/>
           <w:szCs w:val="24"/>
         </w:rPr>
@@ -519,8 +480,6 @@
         </w:rPr>
         <w:t>发布</w:t>
       </w:r>
-      <w:bookmarkStart w:id="0" w:name="_GoBack"/>
-      <w:bookmarkEnd w:id="0"/>
       <w:r>
         <w:rPr>
           <w:sz w:val="24"/>
@@ -620,14 +579,12 @@
       </w:r>
     </w:p>
     <w:p>
-      <w:proofErr w:type="gramStart"/>
       <w:r>
         <w:rPr>
           <w:rFonts w:hint="eastAsia"/>
         </w:rPr>
         <w:t>渔琴</w:t>
       </w:r>
-      <w:proofErr w:type="gramEnd"/>
       <w:r>
         <w:rPr>
           <w:rFonts w:hint="eastAsia"/>
@@ -638,34 +595,24 @@
         <w:rPr>
           <w:rFonts w:hint="eastAsia"/>
         </w:rPr>
-        <w:t>计算文化</w:t>
-      </w:r>
-      <w:proofErr w:type="gramStart"/>
-      <w:r>
-        <w:rPr>
-          <w:rFonts w:hint="eastAsia"/>
-        </w:rPr>
-        <w:t>与木酒茶书</w:t>
-      </w:r>
-      <w:proofErr w:type="gramEnd"/>
-      <w:r>
-        <w:rPr>
-          <w:rFonts w:hint="eastAsia"/>
-        </w:rPr>
-        <w:t>:</w:t>
-      </w:r>
-    </w:p>
-    <w:p/>
-    <w:p/>
-    <w:p>
-      <w:proofErr w:type="gramStart"/>
+        <w:t>计算文化与木酒茶书</w:t>
+      </w:r>
+      <w:r>
+        <w:rPr>
+          <w:rFonts w:hint="eastAsia"/>
+        </w:rPr>
+        <w:t>:</w:t>
+      </w:r>
+    </w:p>
+    <w:p/>
+    <w:p/>
+    <w:p>
       <w:r>
         <w:rPr>
           <w:rFonts w:hint="eastAsia"/>
         </w:rPr>
         <w:t>渔琴</w:t>
       </w:r>
-      <w:proofErr w:type="gramEnd"/>
       <w:r>
         <w:rPr>
           <w:rFonts w:hint="eastAsia"/>
@@ -676,16 +623,8 @@
         <w:rPr>
           <w:rFonts w:hint="eastAsia"/>
         </w:rPr>
-        <w:t>计算文化</w:t>
-      </w:r>
-      <w:proofErr w:type="gramStart"/>
-      <w:r>
-        <w:rPr>
-          <w:rFonts w:hint="eastAsia"/>
-        </w:rPr>
-        <w:t>与木酒茶书</w:t>
-      </w:r>
-      <w:proofErr w:type="gramEnd"/>
+        <w:t>计算文化与木酒茶书</w:t>
+      </w:r>
       <w:r>
         <w:rPr>
           <w:rFonts w:hint="eastAsia"/>
@@ -707,16 +646,8 @@
         <w:rPr>
           <w:rFonts w:hint="eastAsia"/>
         </w:rPr>
-        <w:t>南昌</w:t>
-      </w:r>
-      <w:proofErr w:type="gramStart"/>
-      <w:r>
-        <w:rPr>
-          <w:rFonts w:hint="eastAsia"/>
-        </w:rPr>
-        <w:t>书香瑶庭管家</w:t>
-      </w:r>
-      <w:proofErr w:type="gramEnd"/>
+        <w:t>南昌书香瑶庭管家</w:t>
+      </w:r>
       <w:r>
         <w:rPr>
           <w:rFonts w:hint="eastAsia"/>
@@ -758,14 +689,12 @@
     </w:p>
     <w:p/>
     <w:p>
-      <w:proofErr w:type="gramStart"/>
       <w:r>
         <w:rPr>
           <w:rFonts w:hint="eastAsia"/>
         </w:rPr>
         <w:t>渔琴</w:t>
       </w:r>
-      <w:proofErr w:type="gramEnd"/>
       <w:r>
         <w:rPr>
           <w:rFonts w:hint="eastAsia"/>
@@ -776,16 +705,8 @@
         <w:rPr>
           <w:rFonts w:hint="eastAsia"/>
         </w:rPr>
-        <w:t>计算文化</w:t>
-      </w:r>
-      <w:proofErr w:type="gramStart"/>
-      <w:r>
-        <w:rPr>
-          <w:rFonts w:hint="eastAsia"/>
-        </w:rPr>
-        <w:t>与木酒茶书</w:t>
-      </w:r>
-      <w:proofErr w:type="gramEnd"/>
+        <w:t>计算文化与木酒茶书</w:t>
+      </w:r>
       <w:r>
         <w:rPr>
           <w:rFonts w:hint="eastAsia"/>
@@ -815,14 +736,12 @@
     </w:p>
     <w:p/>
     <w:p>
-      <w:proofErr w:type="gramStart"/>
       <w:r>
         <w:rPr>
           <w:rFonts w:hint="eastAsia"/>
         </w:rPr>
         <w:t>渔琴</w:t>
       </w:r>
-      <w:proofErr w:type="gramEnd"/>
       <w:r>
         <w:rPr>
           <w:rFonts w:hint="eastAsia"/>
@@ -833,55 +752,31 @@
         <w:rPr>
           <w:rFonts w:hint="eastAsia"/>
         </w:rPr>
-        <w:t>计算文化</w:t>
-      </w:r>
-      <w:proofErr w:type="gramStart"/>
-      <w:r>
-        <w:rPr>
-          <w:rFonts w:hint="eastAsia"/>
-        </w:rPr>
-        <w:t>与木酒茶书</w:t>
-      </w:r>
-      <w:proofErr w:type="gramEnd"/>
-      <w:r>
-        <w:rPr>
-          <w:rFonts w:hint="eastAsia"/>
-        </w:rPr>
-        <w:t>:</w:t>
-      </w:r>
-    </w:p>
-    <w:p>
-      <w:r>
-        <w:rPr>
-          <w:rFonts w:hint="eastAsia"/>
-        </w:rPr>
-        <w:t>你约我过来收房，又不给我收，不给我钥匙，我就</w:t>
-      </w:r>
-      <w:proofErr w:type="gramStart"/>
-      <w:r>
-        <w:rPr>
-          <w:rFonts w:hint="eastAsia"/>
-        </w:rPr>
-        <w:t>把锁拆了</w:t>
-      </w:r>
-      <w:proofErr w:type="gramEnd"/>
-      <w:r>
-        <w:rPr>
-          <w:rFonts w:hint="eastAsia"/>
-        </w:rPr>
-        <w:t>哈！</w:t>
-      </w:r>
-    </w:p>
-    <w:p/>
-    <w:p>
-      <w:proofErr w:type="gramStart"/>
+        <w:t>计算文化与木酒茶书</w:t>
+      </w:r>
+      <w:r>
+        <w:rPr>
+          <w:rFonts w:hint="eastAsia"/>
+        </w:rPr>
+        <w:t>:</w:t>
+      </w:r>
+    </w:p>
+    <w:p>
+      <w:r>
+        <w:rPr>
+          <w:rFonts w:hint="eastAsia"/>
+        </w:rPr>
+        <w:t>你约我过来收房，又不给我收，不给我钥匙，我就把锁拆了哈！</w:t>
+      </w:r>
+    </w:p>
+    <w:p/>
+    <w:p>
       <w:r>
         <w:rPr>
           <w:rFonts w:hint="eastAsia"/>
         </w:rPr>
         <w:t>渔琴</w:t>
       </w:r>
-      <w:proofErr w:type="gramEnd"/>
       <w:r>
         <w:rPr>
           <w:rFonts w:hint="eastAsia"/>
@@ -892,55 +787,31 @@
         <w:rPr>
           <w:rFonts w:hint="eastAsia"/>
         </w:rPr>
-        <w:t>计算文化</w:t>
-      </w:r>
-      <w:proofErr w:type="gramStart"/>
-      <w:r>
-        <w:rPr>
-          <w:rFonts w:hint="eastAsia"/>
-        </w:rPr>
-        <w:t>与木酒茶书</w:t>
-      </w:r>
-      <w:proofErr w:type="gramEnd"/>
-      <w:r>
-        <w:rPr>
-          <w:rFonts w:hint="eastAsia"/>
-        </w:rPr>
-        <w:t>:</w:t>
-      </w:r>
-    </w:p>
-    <w:p>
-      <w:proofErr w:type="gramStart"/>
-      <w:r>
-        <w:rPr>
-          <w:rFonts w:hint="eastAsia"/>
-        </w:rPr>
-        <w:t>在拆锁了</w:t>
-      </w:r>
-      <w:proofErr w:type="gramEnd"/>
-      <w:r>
-        <w:rPr>
-          <w:rFonts w:hint="eastAsia"/>
-        </w:rPr>
-        <w:t>哈</w:t>
-      </w:r>
-    </w:p>
-    <w:p/>
-    <w:p>
-      <w:r>
-        <w:rPr>
-          <w:rFonts w:hint="eastAsia"/>
-        </w:rPr>
-        <w:t>南昌</w:t>
-      </w:r>
-      <w:proofErr w:type="gramStart"/>
-      <w:r>
-        <w:rPr>
-          <w:rFonts w:hint="eastAsia"/>
-        </w:rPr>
-        <w:t>书香瑶庭管家</w:t>
-      </w:r>
-      <w:proofErr w:type="gramEnd"/>
+        <w:t>计算文化与木酒茶书</w:t>
+      </w:r>
+      <w:r>
+        <w:rPr>
+          <w:rFonts w:hint="eastAsia"/>
+        </w:rPr>
+        <w:t>:</w:t>
+      </w:r>
+    </w:p>
+    <w:p>
+      <w:r>
+        <w:rPr>
+          <w:rFonts w:hint="eastAsia"/>
+        </w:rPr>
+        <w:t>在拆锁了哈</w:t>
+      </w:r>
+    </w:p>
+    <w:p/>
+    <w:p>
+      <w:r>
+        <w:rPr>
+          <w:rFonts w:hint="eastAsia"/>
+        </w:rPr>
+        <w:t>南昌书香瑶庭管家</w:t>
+      </w:r>
       <w:r>
         <w:rPr>
           <w:rFonts w:hint="eastAsia"/>
@@ -970,14 +841,12 @@
     </w:p>
     <w:p/>
     <w:p>
-      <w:proofErr w:type="gramStart"/>
       <w:r>
         <w:rPr>
           <w:rFonts w:hint="eastAsia"/>
         </w:rPr>
         <w:t>渔琴</w:t>
       </w:r>
-      <w:proofErr w:type="gramEnd"/>
       <w:r>
         <w:rPr>
           <w:rFonts w:hint="eastAsia"/>
@@ -988,16 +857,8 @@
         <w:rPr>
           <w:rFonts w:hint="eastAsia"/>
         </w:rPr>
-        <w:t>计算文化</w:t>
-      </w:r>
-      <w:proofErr w:type="gramStart"/>
-      <w:r>
-        <w:rPr>
-          <w:rFonts w:hint="eastAsia"/>
-        </w:rPr>
-        <w:t>与木酒茶书</w:t>
-      </w:r>
-      <w:proofErr w:type="gramEnd"/>
+        <w:t>计算文化与木酒茶书</w:t>
+      </w:r>
       <w:r>
         <w:rPr>
           <w:rFonts w:hint="eastAsia"/>
@@ -1019,16 +880,8 @@
         <w:rPr>
           <w:rFonts w:hint="eastAsia"/>
         </w:rPr>
-        <w:t>南昌</w:t>
-      </w:r>
-      <w:proofErr w:type="gramStart"/>
-      <w:r>
-        <w:rPr>
-          <w:rFonts w:hint="eastAsia"/>
-        </w:rPr>
-        <w:t>书香瑶庭管家</w:t>
-      </w:r>
-      <w:proofErr w:type="gramEnd"/>
+        <w:t>南昌书香瑶庭管家</w:t>
+      </w:r>
       <w:r>
         <w:rPr>
           <w:rFonts w:hint="eastAsia"/>
@@ -1062,16 +915,8 @@
         <w:rPr>
           <w:rFonts w:hint="eastAsia"/>
         </w:rPr>
-        <w:t>南昌</w:t>
-      </w:r>
-      <w:proofErr w:type="gramStart"/>
-      <w:r>
-        <w:rPr>
-          <w:rFonts w:hint="eastAsia"/>
-        </w:rPr>
-        <w:t>书香瑶庭管家</w:t>
-      </w:r>
-      <w:proofErr w:type="gramEnd"/>
+        <w:t>南昌书香瑶庭管家</w:t>
+      </w:r>
       <w:r>
         <w:rPr>
           <w:rFonts w:hint="eastAsia"/>
@@ -1101,14 +946,12 @@
     </w:p>
     <w:p/>
     <w:p>
-      <w:proofErr w:type="gramStart"/>
       <w:r>
         <w:rPr>
           <w:rFonts w:hint="eastAsia"/>
         </w:rPr>
         <w:t>渔琴</w:t>
       </w:r>
-      <w:proofErr w:type="gramEnd"/>
       <w:r>
         <w:rPr>
           <w:rFonts w:hint="eastAsia"/>
@@ -1119,16 +962,8 @@
         <w:rPr>
           <w:rFonts w:hint="eastAsia"/>
         </w:rPr>
-        <w:t>计算文化</w:t>
-      </w:r>
-      <w:proofErr w:type="gramStart"/>
-      <w:r>
-        <w:rPr>
-          <w:rFonts w:hint="eastAsia"/>
-        </w:rPr>
-        <w:t>与木酒茶书</w:t>
-      </w:r>
-      <w:proofErr w:type="gramEnd"/>
+        <w:t>计算文化与木酒茶书</w:t>
+      </w:r>
       <w:r>
         <w:rPr>
           <w:rFonts w:hint="eastAsia"/>
@@ -1150,16 +985,8 @@
         <w:rPr>
           <w:rFonts w:hint="eastAsia"/>
         </w:rPr>
-        <w:t>南昌</w:t>
-      </w:r>
-      <w:proofErr w:type="gramStart"/>
-      <w:r>
-        <w:rPr>
-          <w:rFonts w:hint="eastAsia"/>
-        </w:rPr>
-        <w:t>书香瑶庭管家</w:t>
-      </w:r>
-      <w:proofErr w:type="gramEnd"/>
+        <w:t>南昌书香瑶庭管家</w:t>
+      </w:r>
       <w:r>
         <w:rPr>
           <w:rFonts w:hint="eastAsia"/>
@@ -1189,14 +1016,12 @@
     </w:p>
     <w:p/>
     <w:p>
-      <w:proofErr w:type="gramStart"/>
       <w:r>
         <w:rPr>
           <w:rFonts w:hint="eastAsia"/>
         </w:rPr>
         <w:t>渔琴</w:t>
       </w:r>
-      <w:proofErr w:type="gramEnd"/>
       <w:r>
         <w:rPr>
           <w:rFonts w:hint="eastAsia"/>
@@ -1207,16 +1032,8 @@
         <w:rPr>
           <w:rFonts w:hint="eastAsia"/>
         </w:rPr>
-        <w:t>计算文化</w:t>
-      </w:r>
-      <w:proofErr w:type="gramStart"/>
-      <w:r>
-        <w:rPr>
-          <w:rFonts w:hint="eastAsia"/>
-        </w:rPr>
-        <w:t>与木酒茶书</w:t>
-      </w:r>
-      <w:proofErr w:type="gramEnd"/>
+        <w:t>计算文化与木酒茶书</w:t>
+      </w:r>
       <w:r>
         <w:rPr>
           <w:rFonts w:hint="eastAsia"/>
@@ -1246,14 +1063,12 @@
     </w:p>
     <w:p/>
     <w:p>
-      <w:proofErr w:type="gramStart"/>
       <w:r>
         <w:rPr>
           <w:rFonts w:hint="eastAsia"/>
         </w:rPr>
         <w:t>渔琴</w:t>
       </w:r>
-      <w:proofErr w:type="gramEnd"/>
       <w:r>
         <w:rPr>
           <w:rFonts w:hint="eastAsia"/>
@@ -1264,16 +1079,8 @@
         <w:rPr>
           <w:rFonts w:hint="eastAsia"/>
         </w:rPr>
-        <w:t>计算文化</w:t>
-      </w:r>
-      <w:proofErr w:type="gramStart"/>
-      <w:r>
-        <w:rPr>
-          <w:rFonts w:hint="eastAsia"/>
-        </w:rPr>
-        <w:t>与木酒茶书</w:t>
-      </w:r>
-      <w:proofErr w:type="gramEnd"/>
+        <w:t>计算文化与木酒茶书</w:t>
+      </w:r>
       <w:r>
         <w:rPr>
           <w:rFonts w:hint="eastAsia"/>
@@ -1295,16 +1102,8 @@
         <w:rPr>
           <w:rFonts w:hint="eastAsia"/>
         </w:rPr>
-        <w:t>南昌</w:t>
-      </w:r>
-      <w:proofErr w:type="gramStart"/>
-      <w:r>
-        <w:rPr>
-          <w:rFonts w:hint="eastAsia"/>
-        </w:rPr>
-        <w:t>书香瑶庭管家</w:t>
-      </w:r>
-      <w:proofErr w:type="gramEnd"/>
+        <w:t>南昌书香瑶庭管家</w:t>
+      </w:r>
       <w:r>
         <w:rPr>
           <w:rFonts w:hint="eastAsia"/>
@@ -1334,14 +1133,12 @@
     </w:p>
     <w:p/>
     <w:p>
-      <w:proofErr w:type="gramStart"/>
       <w:r>
         <w:rPr>
           <w:rFonts w:hint="eastAsia"/>
         </w:rPr>
         <w:t>渔琴</w:t>
       </w:r>
-      <w:proofErr w:type="gramEnd"/>
       <w:r>
         <w:rPr>
           <w:rFonts w:hint="eastAsia"/>
@@ -1352,16 +1149,8 @@
         <w:rPr>
           <w:rFonts w:hint="eastAsia"/>
         </w:rPr>
-        <w:t>计算文化</w:t>
-      </w:r>
-      <w:proofErr w:type="gramStart"/>
-      <w:r>
-        <w:rPr>
-          <w:rFonts w:hint="eastAsia"/>
-        </w:rPr>
-        <w:t>与木酒茶书</w:t>
-      </w:r>
-      <w:proofErr w:type="gramEnd"/>
+        <w:t>计算文化与木酒茶书</w:t>
+      </w:r>
       <w:r>
         <w:rPr>
           <w:rFonts w:hint="eastAsia"/>
@@ -1383,16 +1172,8 @@
         <w:rPr>
           <w:rFonts w:hint="eastAsia"/>
         </w:rPr>
-        <w:t>南昌</w:t>
-      </w:r>
-      <w:proofErr w:type="gramStart"/>
-      <w:r>
-        <w:rPr>
-          <w:rFonts w:hint="eastAsia"/>
-        </w:rPr>
-        <w:t>书香瑶庭管家</w:t>
-      </w:r>
-      <w:proofErr w:type="gramEnd"/>
+        <w:t>南昌书香瑶庭管家</w:t>
+      </w:r>
       <w:r>
         <w:rPr>
           <w:rFonts w:hint="eastAsia"/>
@@ -1422,14 +1203,12 @@
     </w:p>
     <w:p/>
     <w:p>
-      <w:proofErr w:type="gramStart"/>
       <w:r>
         <w:rPr>
           <w:rFonts w:hint="eastAsia"/>
         </w:rPr>
         <w:t>渔琴</w:t>
       </w:r>
-      <w:proofErr w:type="gramEnd"/>
       <w:r>
         <w:rPr>
           <w:rFonts w:hint="eastAsia"/>
@@ -1440,16 +1219,8 @@
         <w:rPr>
           <w:rFonts w:hint="eastAsia"/>
         </w:rPr>
-        <w:t>计算文化</w:t>
-      </w:r>
-      <w:proofErr w:type="gramStart"/>
-      <w:r>
-        <w:rPr>
-          <w:rFonts w:hint="eastAsia"/>
-        </w:rPr>
-        <w:t>与木酒茶书</w:t>
-      </w:r>
-      <w:proofErr w:type="gramEnd"/>
+        <w:t>计算文化与木酒茶书</w:t>
+      </w:r>
       <w:r>
         <w:rPr>
           <w:rFonts w:hint="eastAsia"/>
@@ -1479,14 +1250,12 @@
     </w:p>
     <w:p/>
     <w:p>
-      <w:proofErr w:type="gramStart"/>
       <w:r>
         <w:rPr>
           <w:rFonts w:hint="eastAsia"/>
         </w:rPr>
         <w:t>渔琴</w:t>
       </w:r>
-      <w:proofErr w:type="gramEnd"/>
       <w:r>
         <w:rPr>
           <w:rFonts w:hint="eastAsia"/>
@@ -1497,55 +1266,31 @@
         <w:rPr>
           <w:rFonts w:hint="eastAsia"/>
         </w:rPr>
-        <w:t>计算文化</w:t>
-      </w:r>
-      <w:proofErr w:type="gramStart"/>
-      <w:r>
-        <w:rPr>
-          <w:rFonts w:hint="eastAsia"/>
-        </w:rPr>
-        <w:t>与木酒茶书</w:t>
-      </w:r>
-      <w:proofErr w:type="gramEnd"/>
-      <w:r>
-        <w:rPr>
-          <w:rFonts w:hint="eastAsia"/>
-        </w:rPr>
-        <w:t>:</w:t>
-      </w:r>
-    </w:p>
-    <w:p>
-      <w:proofErr w:type="gramStart"/>
-      <w:r>
-        <w:rPr>
-          <w:rFonts w:hint="eastAsia"/>
-        </w:rPr>
-        <w:t>贵物管</w:t>
-      </w:r>
-      <w:proofErr w:type="gramEnd"/>
-      <w:r>
-        <w:rPr>
-          <w:rFonts w:hint="eastAsia"/>
-        </w:rPr>
-        <w:t>公司，还要做这种违法的事情是吗？</w:t>
-      </w:r>
-    </w:p>
-    <w:p/>
-    <w:p>
-      <w:r>
-        <w:rPr>
-          <w:rFonts w:hint="eastAsia"/>
-        </w:rPr>
-        <w:t>南昌</w:t>
-      </w:r>
-      <w:proofErr w:type="gramStart"/>
-      <w:r>
-        <w:rPr>
-          <w:rFonts w:hint="eastAsia"/>
-        </w:rPr>
-        <w:t>书香瑶庭管家</w:t>
-      </w:r>
-      <w:proofErr w:type="gramEnd"/>
+        <w:t>计算文化与木酒茶书</w:t>
+      </w:r>
+      <w:r>
+        <w:rPr>
+          <w:rFonts w:hint="eastAsia"/>
+        </w:rPr>
+        <w:t>:</w:t>
+      </w:r>
+    </w:p>
+    <w:p>
+      <w:r>
+        <w:rPr>
+          <w:rFonts w:hint="eastAsia"/>
+        </w:rPr>
+        <w:t>贵物管公司，还要做这种违法的事情是吗？</w:t>
+      </w:r>
+    </w:p>
+    <w:p/>
+    <w:p>
+      <w:r>
+        <w:rPr>
+          <w:rFonts w:hint="eastAsia"/>
+        </w:rPr>
+        <w:t>南昌书香瑶庭管家</w:t>
+      </w:r>
       <w:r>
         <w:rPr>
           <w:rFonts w:hint="eastAsia"/>
@@ -1582,33 +1327,17 @@
         <w:rPr>
           <w:rFonts w:hint="eastAsia"/>
         </w:rPr>
-        <w:t>告知。</w:t>
-      </w:r>
-      <w:proofErr w:type="gramStart"/>
-      <w:r>
-        <w:rPr>
-          <w:rFonts w:hint="eastAsia"/>
-        </w:rPr>
-        <w:t>物业没</w:t>
-      </w:r>
-      <w:proofErr w:type="gramEnd"/>
-      <w:r>
-        <w:rPr>
-          <w:rFonts w:hint="eastAsia"/>
-        </w:rPr>
-        <w:t>这个权利，也不会干这种事情</w:t>
-      </w:r>
-    </w:p>
-    <w:p/>
-    <w:p>
-      <w:proofErr w:type="gramStart"/>
+        <w:t>告知。物业没这个权利，也不会干这种事情</w:t>
+      </w:r>
+    </w:p>
+    <w:p/>
+    <w:p>
       <w:r>
         <w:rPr>
           <w:rFonts w:hint="eastAsia"/>
         </w:rPr>
         <w:t>渔琴</w:t>
       </w:r>
-      <w:proofErr w:type="gramEnd"/>
       <w:r>
         <w:rPr>
           <w:rFonts w:hint="eastAsia"/>
@@ -1619,16 +1348,8 @@
         <w:rPr>
           <w:rFonts w:hint="eastAsia"/>
         </w:rPr>
-        <w:t>计算文化</w:t>
-      </w:r>
-      <w:proofErr w:type="gramStart"/>
-      <w:r>
-        <w:rPr>
-          <w:rFonts w:hint="eastAsia"/>
-        </w:rPr>
-        <w:t>与木酒茶书</w:t>
-      </w:r>
-      <w:proofErr w:type="gramEnd"/>
+        <w:t>计算文化与木酒茶书</w:t>
+      </w:r>
       <w:r>
         <w:rPr>
           <w:rFonts w:hint="eastAsia"/>
@@ -1646,14 +1367,12 @@
     </w:p>
     <w:p/>
     <w:p>
-      <w:proofErr w:type="gramStart"/>
       <w:r>
         <w:rPr>
           <w:rFonts w:hint="eastAsia"/>
         </w:rPr>
         <w:t>渔琴</w:t>
       </w:r>
-      <w:proofErr w:type="gramEnd"/>
       <w:r>
         <w:rPr>
           <w:rFonts w:hint="eastAsia"/>
@@ -1664,16 +1383,8 @@
         <w:rPr>
           <w:rFonts w:hint="eastAsia"/>
         </w:rPr>
-        <w:t>计算文化</w:t>
-      </w:r>
-      <w:proofErr w:type="gramStart"/>
-      <w:r>
-        <w:rPr>
-          <w:rFonts w:hint="eastAsia"/>
-        </w:rPr>
-        <w:t>与木酒茶书</w:t>
-      </w:r>
-      <w:proofErr w:type="gramEnd"/>
+        <w:t>计算文化与木酒茶书</w:t>
+      </w:r>
       <w:r>
         <w:rPr>
           <w:rFonts w:hint="eastAsia"/>
@@ -1695,16 +1406,8 @@
         <w:rPr>
           <w:rFonts w:hint="eastAsia"/>
         </w:rPr>
-        <w:t>南昌</w:t>
-      </w:r>
-      <w:proofErr w:type="gramStart"/>
-      <w:r>
-        <w:rPr>
-          <w:rFonts w:hint="eastAsia"/>
-        </w:rPr>
-        <w:t>书香瑶庭管家</w:t>
-      </w:r>
-      <w:proofErr w:type="gramEnd"/>
+        <w:t>南昌书香瑶庭管家</w:t>
+      </w:r>
       <w:r>
         <w:rPr>
           <w:rFonts w:hint="eastAsia"/>
@@ -1746,14 +1449,12 @@
     </w:p>
     <w:p/>
     <w:p>
-      <w:proofErr w:type="gramStart"/>
       <w:r>
         <w:rPr>
           <w:rFonts w:hint="eastAsia"/>
         </w:rPr>
         <w:t>渔琴</w:t>
       </w:r>
-      <w:proofErr w:type="gramEnd"/>
       <w:r>
         <w:rPr>
           <w:rFonts w:hint="eastAsia"/>
@@ -1764,16 +1465,8 @@
         <w:rPr>
           <w:rFonts w:hint="eastAsia"/>
         </w:rPr>
-        <w:t>计算文化</w:t>
-      </w:r>
-      <w:proofErr w:type="gramStart"/>
-      <w:r>
-        <w:rPr>
-          <w:rFonts w:hint="eastAsia"/>
-        </w:rPr>
-        <w:t>与木酒茶书</w:t>
-      </w:r>
-      <w:proofErr w:type="gramEnd"/>
+        <w:t>计算文化与木酒茶书</w:t>
+      </w:r>
       <w:r>
         <w:rPr>
           <w:rFonts w:hint="eastAsia"/>
@@ -1795,16 +1488,8 @@
         <w:rPr>
           <w:rFonts w:hint="eastAsia"/>
         </w:rPr>
-        <w:t>南昌</w:t>
-      </w:r>
-      <w:proofErr w:type="gramStart"/>
-      <w:r>
-        <w:rPr>
-          <w:rFonts w:hint="eastAsia"/>
-        </w:rPr>
-        <w:t>书香瑶庭管家</w:t>
-      </w:r>
-      <w:proofErr w:type="gramEnd"/>
+        <w:t>南昌书香瑶庭管家</w:t>
+      </w:r>
       <w:r>
         <w:rPr>
           <w:rFonts w:hint="eastAsia"/>
@@ -1834,14 +1519,12 @@
     </w:p>
     <w:p/>
     <w:p>
-      <w:proofErr w:type="gramStart"/>
       <w:r>
         <w:rPr>
           <w:rFonts w:hint="eastAsia"/>
         </w:rPr>
         <w:t>渔琴</w:t>
       </w:r>
-      <w:proofErr w:type="gramEnd"/>
       <w:r>
         <w:rPr>
           <w:rFonts w:hint="eastAsia"/>
@@ -1852,16 +1535,8 @@
         <w:rPr>
           <w:rFonts w:hint="eastAsia"/>
         </w:rPr>
-        <w:t>计算文化</w:t>
-      </w:r>
-      <w:proofErr w:type="gramStart"/>
-      <w:r>
-        <w:rPr>
-          <w:rFonts w:hint="eastAsia"/>
-        </w:rPr>
-        <w:t>与木酒茶书</w:t>
-      </w:r>
-      <w:proofErr w:type="gramEnd"/>
+        <w:t>计算文化与木酒茶书</w:t>
+      </w:r>
       <w:r>
         <w:rPr>
           <w:rFonts w:hint="eastAsia"/>
@@ -1891,14 +1566,12 @@
     </w:p>
     <w:p/>
     <w:p>
-      <w:proofErr w:type="gramStart"/>
       <w:r>
         <w:rPr>
           <w:rFonts w:hint="eastAsia"/>
         </w:rPr>
         <w:t>渔琴</w:t>
       </w:r>
-      <w:proofErr w:type="gramEnd"/>
       <w:r>
         <w:rPr>
           <w:rFonts w:hint="eastAsia"/>
@@ -1909,16 +1582,8 @@
         <w:rPr>
           <w:rFonts w:hint="eastAsia"/>
         </w:rPr>
-        <w:t>计算文化</w:t>
-      </w:r>
-      <w:proofErr w:type="gramStart"/>
-      <w:r>
-        <w:rPr>
-          <w:rFonts w:hint="eastAsia"/>
-        </w:rPr>
-        <w:t>与木酒茶书</w:t>
-      </w:r>
-      <w:proofErr w:type="gramEnd"/>
+        <w:t>计算文化与木酒茶书</w:t>
+      </w:r>
       <w:r>
         <w:rPr>
           <w:rFonts w:hint="eastAsia"/>
@@ -1948,14 +1613,12 @@
     </w:p>
     <w:p/>
     <w:p>
-      <w:proofErr w:type="gramStart"/>
       <w:r>
         <w:rPr>
           <w:rFonts w:hint="eastAsia"/>
         </w:rPr>
         <w:t>渔琴</w:t>
       </w:r>
-      <w:proofErr w:type="gramEnd"/>
       <w:r>
         <w:rPr>
           <w:rFonts w:hint="eastAsia"/>
@@ -1966,16 +1629,8 @@
         <w:rPr>
           <w:rFonts w:hint="eastAsia"/>
         </w:rPr>
-        <w:t>计算文化</w:t>
-      </w:r>
-      <w:proofErr w:type="gramStart"/>
-      <w:r>
-        <w:rPr>
-          <w:rFonts w:hint="eastAsia"/>
-        </w:rPr>
-        <w:t>与木酒茶书</w:t>
-      </w:r>
-      <w:proofErr w:type="gramEnd"/>
+        <w:t>计算文化与木酒茶书</w:t>
+      </w:r>
       <w:r>
         <w:rPr>
           <w:rFonts w:hint="eastAsia"/>
@@ -2005,14 +1660,12 @@
     </w:p>
     <w:p/>
     <w:p>
-      <w:proofErr w:type="gramStart"/>
       <w:r>
         <w:rPr>
           <w:rFonts w:hint="eastAsia"/>
         </w:rPr>
         <w:t>渔琴</w:t>
       </w:r>
-      <w:proofErr w:type="gramEnd"/>
       <w:r>
         <w:rPr>
           <w:rFonts w:hint="eastAsia"/>
@@ -2023,16 +1676,8 @@
         <w:rPr>
           <w:rFonts w:hint="eastAsia"/>
         </w:rPr>
-        <w:t>计算文化</w:t>
-      </w:r>
-      <w:proofErr w:type="gramStart"/>
-      <w:r>
-        <w:rPr>
-          <w:rFonts w:hint="eastAsia"/>
-        </w:rPr>
-        <w:t>与木酒茶书</w:t>
-      </w:r>
-      <w:proofErr w:type="gramEnd"/>
+        <w:t>计算文化与木酒茶书</w:t>
+      </w:r>
       <w:r>
         <w:rPr>
           <w:rFonts w:hint="eastAsia"/>
@@ -2054,16 +1699,8 @@
         <w:rPr>
           <w:rFonts w:hint="eastAsia"/>
         </w:rPr>
-        <w:t>南昌</w:t>
-      </w:r>
-      <w:proofErr w:type="gramStart"/>
-      <w:r>
-        <w:rPr>
-          <w:rFonts w:hint="eastAsia"/>
-        </w:rPr>
-        <w:t>书香瑶庭管家</w:t>
-      </w:r>
-      <w:proofErr w:type="gramEnd"/>
+        <w:t>南昌书香瑶庭管家</w:t>
+      </w:r>
       <w:r>
         <w:rPr>
           <w:rFonts w:hint="eastAsia"/>
@@ -2088,21 +1725,7 @@
         <w:rPr>
           <w:rFonts w:hint="eastAsia"/>
         </w:rPr>
-        <w:t>老师</w:t>
-      </w:r>
-      <w:proofErr w:type="gramStart"/>
-      <w:r>
-        <w:rPr>
-          <w:rFonts w:hint="eastAsia"/>
-        </w:rPr>
-        <w:t>你好您</w:t>
-      </w:r>
-      <w:proofErr w:type="gramEnd"/>
-      <w:r>
-        <w:rPr>
-          <w:rFonts w:hint="eastAsia"/>
-        </w:rPr>
-        <w:t>做的所有事和说的话</w:t>
+        <w:t>老师你好您做的所有事和说的话</w:t>
       </w:r>
       <w:r>
         <w:rPr>
@@ -2119,14 +1742,12 @@
     </w:p>
     <w:p/>
     <w:p>
-      <w:proofErr w:type="gramStart"/>
       <w:r>
         <w:rPr>
           <w:rFonts w:hint="eastAsia"/>
         </w:rPr>
         <w:t>渔琴</w:t>
       </w:r>
-      <w:proofErr w:type="gramEnd"/>
       <w:r>
         <w:rPr>
           <w:rFonts w:hint="eastAsia"/>
@@ -2137,16 +1758,8 @@
         <w:rPr>
           <w:rFonts w:hint="eastAsia"/>
         </w:rPr>
-        <w:t>计算文化</w:t>
-      </w:r>
-      <w:proofErr w:type="gramStart"/>
-      <w:r>
-        <w:rPr>
-          <w:rFonts w:hint="eastAsia"/>
-        </w:rPr>
-        <w:t>与木酒茶书</w:t>
-      </w:r>
-      <w:proofErr w:type="gramEnd"/>
+        <w:t>计算文化与木酒茶书</w:t>
+      </w:r>
       <w:r>
         <w:rPr>
           <w:rFonts w:hint="eastAsia"/>
@@ -2168,16 +1781,8 @@
         <w:rPr>
           <w:rFonts w:hint="eastAsia"/>
         </w:rPr>
-        <w:t>南昌</w:t>
-      </w:r>
-      <w:proofErr w:type="gramStart"/>
-      <w:r>
-        <w:rPr>
-          <w:rFonts w:hint="eastAsia"/>
-        </w:rPr>
-        <w:t>书香瑶庭管家</w:t>
-      </w:r>
-      <w:proofErr w:type="gramEnd"/>
+        <w:t>南昌书香瑶庭管家</w:t>
+      </w:r>
       <w:r>
         <w:rPr>
           <w:rFonts w:hint="eastAsia"/>
@@ -2219,14 +1824,12 @@
     </w:p>
     <w:p/>
     <w:p>
-      <w:proofErr w:type="gramStart"/>
       <w:r>
         <w:rPr>
           <w:rFonts w:hint="eastAsia"/>
         </w:rPr>
         <w:t>渔琴</w:t>
       </w:r>
-      <w:proofErr w:type="gramEnd"/>
       <w:r>
         <w:rPr>
           <w:rFonts w:hint="eastAsia"/>
@@ -2237,16 +1840,8 @@
         <w:rPr>
           <w:rFonts w:hint="eastAsia"/>
         </w:rPr>
-        <w:t>计算文化</w:t>
-      </w:r>
-      <w:proofErr w:type="gramStart"/>
-      <w:r>
-        <w:rPr>
-          <w:rFonts w:hint="eastAsia"/>
-        </w:rPr>
-        <w:t>与木酒茶书</w:t>
-      </w:r>
-      <w:proofErr w:type="gramEnd"/>
+        <w:t>计算文化与木酒茶书</w:t>
+      </w:r>
       <w:r>
         <w:rPr>
           <w:rFonts w:hint="eastAsia"/>
@@ -2268,16 +1863,8 @@
         <w:rPr>
           <w:rFonts w:hint="eastAsia"/>
         </w:rPr>
-        <w:t>南昌</w:t>
-      </w:r>
-      <w:proofErr w:type="gramStart"/>
-      <w:r>
-        <w:rPr>
-          <w:rFonts w:hint="eastAsia"/>
-        </w:rPr>
-        <w:t>书香瑶庭管家</w:t>
-      </w:r>
-      <w:proofErr w:type="gramEnd"/>
+        <w:t>南昌书香瑶庭管家</w:t>
+      </w:r>
       <w:r>
         <w:rPr>
           <w:rFonts w:hint="eastAsia"/>
@@ -2319,14 +1906,12 @@
     </w:p>
     <w:p/>
     <w:p>
-      <w:proofErr w:type="gramStart"/>
       <w:r>
         <w:rPr>
           <w:rFonts w:hint="eastAsia"/>
         </w:rPr>
         <w:t>渔琴</w:t>
       </w:r>
-      <w:proofErr w:type="gramEnd"/>
       <w:r>
         <w:rPr>
           <w:rFonts w:hint="eastAsia"/>
@@ -2337,16 +1922,8 @@
         <w:rPr>
           <w:rFonts w:hint="eastAsia"/>
         </w:rPr>
-        <w:t>计算文化</w:t>
-      </w:r>
-      <w:proofErr w:type="gramStart"/>
-      <w:r>
-        <w:rPr>
-          <w:rFonts w:hint="eastAsia"/>
-        </w:rPr>
-        <w:t>与木酒茶书</w:t>
-      </w:r>
-      <w:proofErr w:type="gramEnd"/>
+        <w:t>计算文化与木酒茶书</w:t>
+      </w:r>
       <w:r>
         <w:rPr>
           <w:rFonts w:hint="eastAsia"/>
@@ -2374,16 +1951,8 @@
         <w:rPr>
           <w:rFonts w:hint="eastAsia"/>
         </w:rPr>
-        <w:t>南昌</w:t>
-      </w:r>
-      <w:proofErr w:type="gramStart"/>
-      <w:r>
-        <w:rPr>
-          <w:rFonts w:hint="eastAsia"/>
-        </w:rPr>
-        <w:t>书香瑶庭管家</w:t>
-      </w:r>
-      <w:proofErr w:type="gramEnd"/>
+        <w:t>南昌书香瑶庭管家</w:t>
+      </w:r>
       <w:r>
         <w:rPr>
           <w:rFonts w:hint="eastAsia"/>
@@ -2413,14 +1982,12 @@
     </w:p>
     <w:p/>
     <w:p>
-      <w:proofErr w:type="gramStart"/>
       <w:r>
         <w:rPr>
           <w:rFonts w:hint="eastAsia"/>
         </w:rPr>
         <w:t>渔琴</w:t>
       </w:r>
-      <w:proofErr w:type="gramEnd"/>
       <w:r>
         <w:rPr>
           <w:rFonts w:hint="eastAsia"/>
@@ -2431,16 +1998,8 @@
         <w:rPr>
           <w:rFonts w:hint="eastAsia"/>
         </w:rPr>
-        <w:t>计算文化</w:t>
-      </w:r>
-      <w:proofErr w:type="gramStart"/>
-      <w:r>
-        <w:rPr>
-          <w:rFonts w:hint="eastAsia"/>
-        </w:rPr>
-        <w:t>与木酒茶书</w:t>
-      </w:r>
-      <w:proofErr w:type="gramEnd"/>
+        <w:t>计算文化与木酒茶书</w:t>
+      </w:r>
       <w:r>
         <w:rPr>
           <w:rFonts w:hint="eastAsia"/>
@@ -2462,16 +2021,8 @@
         <w:rPr>
           <w:rFonts w:hint="eastAsia"/>
         </w:rPr>
-        <w:t>南昌</w:t>
-      </w:r>
-      <w:proofErr w:type="gramStart"/>
-      <w:r>
-        <w:rPr>
-          <w:rFonts w:hint="eastAsia"/>
-        </w:rPr>
-        <w:t>书香瑶庭管家</w:t>
-      </w:r>
-      <w:proofErr w:type="gramEnd"/>
+        <w:t>南昌书香瑶庭管家</w:t>
+      </w:r>
       <w:r>
         <w:rPr>
           <w:rFonts w:hint="eastAsia"/>
@@ -2513,14 +2064,12 @@
     </w:p>
     <w:p/>
     <w:p>
-      <w:proofErr w:type="gramStart"/>
       <w:r>
         <w:rPr>
           <w:rFonts w:hint="eastAsia"/>
         </w:rPr>
         <w:t>渔琴</w:t>
       </w:r>
-      <w:proofErr w:type="gramEnd"/>
       <w:r>
         <w:rPr>
           <w:rFonts w:hint="eastAsia"/>
@@ -2531,16 +2080,8 @@
         <w:rPr>
           <w:rFonts w:hint="eastAsia"/>
         </w:rPr>
-        <w:t>计算文化</w:t>
-      </w:r>
-      <w:proofErr w:type="gramStart"/>
-      <w:r>
-        <w:rPr>
-          <w:rFonts w:hint="eastAsia"/>
-        </w:rPr>
-        <w:t>与木酒茶书</w:t>
-      </w:r>
-      <w:proofErr w:type="gramEnd"/>
+        <w:t>计算文化与木酒茶书</w:t>
+      </w:r>
       <w:r>
         <w:rPr>
           <w:rFonts w:hint="eastAsia"/>
@@ -2562,16 +2103,8 @@
         <w:rPr>
           <w:rFonts w:hint="eastAsia"/>
         </w:rPr>
-        <w:t>南昌</w:t>
-      </w:r>
-      <w:proofErr w:type="gramStart"/>
-      <w:r>
-        <w:rPr>
-          <w:rFonts w:hint="eastAsia"/>
-        </w:rPr>
-        <w:t>书香瑶庭管家</w:t>
-      </w:r>
-      <w:proofErr w:type="gramEnd"/>
+        <w:t>南昌书香瑶庭管家</w:t>
+      </w:r>
       <w:r>
         <w:rPr>
           <w:rFonts w:hint="eastAsia"/>
@@ -2601,14 +2134,12 @@
     </w:p>
     <w:p/>
     <w:p>
-      <w:proofErr w:type="gramStart"/>
       <w:r>
         <w:rPr>
           <w:rFonts w:hint="eastAsia"/>
         </w:rPr>
         <w:t>渔琴</w:t>
       </w:r>
-      <w:proofErr w:type="gramEnd"/>
       <w:r>
         <w:rPr>
           <w:rFonts w:hint="eastAsia"/>
@@ -2619,16 +2150,8 @@
         <w:rPr>
           <w:rFonts w:hint="eastAsia"/>
         </w:rPr>
-        <w:t>计算文化</w:t>
-      </w:r>
-      <w:proofErr w:type="gramStart"/>
-      <w:r>
-        <w:rPr>
-          <w:rFonts w:hint="eastAsia"/>
-        </w:rPr>
-        <w:t>与木酒茶书</w:t>
-      </w:r>
-      <w:proofErr w:type="gramEnd"/>
+        <w:t>计算文化与木酒茶书</w:t>
+      </w:r>
       <w:r>
         <w:rPr>
           <w:rFonts w:hint="eastAsia"/>
@@ -2658,14 +2181,12 @@
     </w:p>
     <w:p/>
     <w:p>
-      <w:proofErr w:type="gramStart"/>
       <w:r>
         <w:rPr>
           <w:rFonts w:hint="eastAsia"/>
         </w:rPr>
         <w:t>渔琴</w:t>
       </w:r>
-      <w:proofErr w:type="gramEnd"/>
       <w:r>
         <w:rPr>
           <w:rFonts w:hint="eastAsia"/>
@@ -2676,16 +2197,8 @@
         <w:rPr>
           <w:rFonts w:hint="eastAsia"/>
         </w:rPr>
-        <w:t>计算文化</w:t>
-      </w:r>
-      <w:proofErr w:type="gramStart"/>
-      <w:r>
-        <w:rPr>
-          <w:rFonts w:hint="eastAsia"/>
-        </w:rPr>
-        <w:t>与木酒茶书</w:t>
-      </w:r>
-      <w:proofErr w:type="gramEnd"/>
+        <w:t>计算文化与木酒茶书</w:t>
+      </w:r>
       <w:r>
         <w:rPr>
           <w:rFonts w:hint="eastAsia"/>

--- a/wwwroot/sxyt/sxyt.docx
+++ b/wwwroot/sxyt/sxyt.docx
@@ -10,8 +10,6 @@
           <w:szCs w:val="36"/>
         </w:rPr>
       </w:pPr>
-      <w:bookmarkStart w:id="0" w:name="_GoBack"/>
-      <w:bookmarkEnd w:id="0"/>
       <w:r>
         <w:rPr>
           <w:sz w:val="36"/>
@@ -188,8 +186,42 @@
           <w:sz w:val="24"/>
           <w:szCs w:val="24"/>
         </w:rPr>
-        <w:t>开发商故意无视已签订的商品房买卖合同，故意不配合本人收房，故意将本人房子所处楼层的水井房、电井房换成和其他楼层不一样的锁，故意断本人房子水电。</w:t>
-      </w:r>
+        <w:t>开发商</w:t>
+      </w:r>
+      <w:r>
+        <w:rPr>
+          <w:rFonts w:hint="eastAsia"/>
+          <w:sz w:val="24"/>
+          <w:szCs w:val="24"/>
+        </w:rPr>
+        <w:t>涉嫌</w:t>
+      </w:r>
+      <w:r>
+        <w:rPr>
+          <w:rFonts w:hint="eastAsia"/>
+          <w:sz w:val="24"/>
+          <w:szCs w:val="24"/>
+        </w:rPr>
+        <w:t>故意无视已签订的商品房买卖合同，故意不配合本人收房，故意将本人房子所处楼层的水井房、电井房换成和其他楼层不一样的锁，故意断本人房子水电。</w:t>
+      </w:r>
+      <w:r>
+        <w:rPr>
+          <w:rFonts w:hint="eastAsia"/>
+          <w:sz w:val="24"/>
+          <w:szCs w:val="24"/>
+        </w:rPr>
+        <w:t>所以想恳请法庭裁判。</w:t>
+      </w:r>
+      <w:hyperlink r:id="rId4" w:history="1">
+        <w:r>
+          <w:rPr>
+            <w:rStyle w:val="Hyperlink"/>
+            <w:sz w:val="24"/>
+            <w:szCs w:val="24"/>
+          </w:rPr>
+          <w:t>https://mp.weixin.qq.com/s/rPHXQT3yjzTLIbhBGdDLCQ</w:t>
+        </w:r>
+      </w:hyperlink>
     </w:p>
     <w:p>
       <w:pPr>
@@ -252,7 +284,25 @@
           <w:sz w:val="24"/>
           <w:szCs w:val="24"/>
         </w:rPr>
-        <w:t>一些有关的微信交流信息请见附录</w:t>
+        <w:t>一些有关的</w:t>
+      </w:r>
+      <w:proofErr w:type="gramStart"/>
+      <w:r>
+        <w:rPr>
+          <w:rFonts w:hint="eastAsia"/>
+          <w:sz w:val="24"/>
+          <w:szCs w:val="24"/>
+        </w:rPr>
+        <w:t>微信交流</w:t>
+      </w:r>
+      <w:proofErr w:type="gramEnd"/>
+      <w:r>
+        <w:rPr>
+          <w:rFonts w:hint="eastAsia"/>
+          <w:sz w:val="24"/>
+          <w:szCs w:val="24"/>
+        </w:rPr>
+        <w:t>信息请见附录</w:t>
       </w:r>
       <w:r>
         <w:rPr>
@@ -359,7 +409,7 @@
         </w:rPr>
         <w:t>：</w:t>
       </w:r>
-      <w:hyperlink r:id="rId4" w:history="1">
+      <w:hyperlink r:id="rId5" w:history="1">
         <w:r>
           <w:rPr>
             <w:rStyle w:val="Hyperlink"/>
@@ -447,7 +497,29 @@
           <w:szCs w:val="28"/>
           <w:shd w:val="pct15" w:color="auto" w:fill="FFFFFF"/>
         </w:rPr>
-        <w:t>合同，欲同时起诉！本人一共两个案子</w:t>
+        <w:t>合同，</w:t>
+      </w:r>
+      <w:proofErr w:type="gramStart"/>
+      <w:r>
+        <w:rPr>
+          <w:b/>
+          <w:color w:val="00B050"/>
+          <w:sz w:val="28"/>
+          <w:szCs w:val="28"/>
+          <w:shd w:val="pct15" w:color="auto" w:fill="FFFFFF"/>
+        </w:rPr>
+        <w:t>欲同时</w:t>
+      </w:r>
+      <w:proofErr w:type="gramEnd"/>
+      <w:r>
+        <w:rPr>
+          <w:b/>
+          <w:color w:val="00B050"/>
+          <w:sz w:val="28"/>
+          <w:szCs w:val="28"/>
+          <w:shd w:val="pct15" w:color="auto" w:fill="FFFFFF"/>
+        </w:rPr>
+        <w:t>起诉！本人一共两个案子</w:t>
       </w:r>
       <w:r>
         <w:rPr>
@@ -544,7 +616,7 @@
                     </pic:cNvPicPr>
                   </pic:nvPicPr>
                   <pic:blipFill>
-                    <a:blip r:embed="rId5">
+                    <a:blip r:embed="rId6">
                       <a:extLst>
                         <a:ext uri="{28A0092B-C50C-407E-A947-70E740481C1C}">
                           <a14:useLocalDpi xmlns:a14="http://schemas.microsoft.com/office/drawing/2010/main" val="0"/>
@@ -579,12 +651,58 @@
       </w:r>
     </w:p>
     <w:p>
+      <w:pPr>
+        <w:jc w:val="center"/>
+      </w:pPr>
+      <w:hyperlink r:id="rId7" w:history="1">
+        <w:r>
+          <w:rPr>
+            <w:rStyle w:val="Hyperlink"/>
+            <w:rFonts w:hint="eastAsia"/>
+          </w:rPr>
+          <w:t>最高法民一庭：开发商逾期办理房产证，应按</w:t>
+        </w:r>
+        <w:r>
+          <w:rPr>
+            <w:rStyle w:val="Hyperlink"/>
+            <w:rFonts w:hint="eastAsia"/>
+          </w:rPr>
+          <w:t>LPR</w:t>
+        </w:r>
+        <w:r>
+          <w:rPr>
+            <w:rStyle w:val="Hyperlink"/>
+            <w:rFonts w:hint="eastAsia"/>
+          </w:rPr>
+          <w:t>加计</w:t>
+        </w:r>
+        <w:r>
+          <w:rPr>
+            <w:rStyle w:val="Hyperlink"/>
+            <w:rFonts w:hint="eastAsia"/>
+          </w:rPr>
+          <w:t>30%~50%</w:t>
+        </w:r>
+        <w:r>
+          <w:rPr>
+            <w:rStyle w:val="Hyperlink"/>
+            <w:rFonts w:hint="eastAsia"/>
+          </w:rPr>
+          <w:t>违约金</w:t>
+        </w:r>
+      </w:hyperlink>
+      <w:bookmarkStart w:id="0" w:name="_GoBack"/>
+      <w:bookmarkEnd w:id="0"/>
+    </w:p>
+    <w:p>
+      <w:proofErr w:type="gramStart"/>
       <w:r>
         <w:rPr>
           <w:rFonts w:hint="eastAsia"/>
         </w:rPr>
         <w:t>渔琴</w:t>
       </w:r>
+      <w:proofErr w:type="gramEnd"/>
       <w:r>
         <w:rPr>
           <w:rFonts w:hint="eastAsia"/>
@@ -595,24 +713,34 @@
         <w:rPr>
           <w:rFonts w:hint="eastAsia"/>
         </w:rPr>
-        <w:t>计算文化与木酒茶书</w:t>
-      </w:r>
-      <w:r>
-        <w:rPr>
-          <w:rFonts w:hint="eastAsia"/>
-        </w:rPr>
-        <w:t>:</w:t>
-      </w:r>
-    </w:p>
-    <w:p/>
-    <w:p/>
-    <w:p>
+        <w:t>计算文化</w:t>
+      </w:r>
+      <w:proofErr w:type="gramStart"/>
+      <w:r>
+        <w:rPr>
+          <w:rFonts w:hint="eastAsia"/>
+        </w:rPr>
+        <w:t>与木酒茶书</w:t>
+      </w:r>
+      <w:proofErr w:type="gramEnd"/>
+      <w:r>
+        <w:rPr>
+          <w:rFonts w:hint="eastAsia"/>
+        </w:rPr>
+        <w:t>:</w:t>
+      </w:r>
+    </w:p>
+    <w:p/>
+    <w:p/>
+    <w:p>
+      <w:proofErr w:type="gramStart"/>
       <w:r>
         <w:rPr>
           <w:rFonts w:hint="eastAsia"/>
         </w:rPr>
         <w:t>渔琴</w:t>
       </w:r>
+      <w:proofErr w:type="gramEnd"/>
       <w:r>
         <w:rPr>
           <w:rFonts w:hint="eastAsia"/>
@@ -623,8 +751,16 @@
         <w:rPr>
           <w:rFonts w:hint="eastAsia"/>
         </w:rPr>
-        <w:t>计算文化与木酒茶书</w:t>
-      </w:r>
+        <w:t>计算文化</w:t>
+      </w:r>
+      <w:proofErr w:type="gramStart"/>
+      <w:r>
+        <w:rPr>
+          <w:rFonts w:hint="eastAsia"/>
+        </w:rPr>
+        <w:t>与木酒茶书</w:t>
+      </w:r>
+      <w:proofErr w:type="gramEnd"/>
       <w:r>
         <w:rPr>
           <w:rFonts w:hint="eastAsia"/>
@@ -646,8 +782,16 @@
         <w:rPr>
           <w:rFonts w:hint="eastAsia"/>
         </w:rPr>
-        <w:t>南昌书香瑶庭管家</w:t>
-      </w:r>
+        <w:t>南昌</w:t>
+      </w:r>
+      <w:proofErr w:type="gramStart"/>
+      <w:r>
+        <w:rPr>
+          <w:rFonts w:hint="eastAsia"/>
+        </w:rPr>
+        <w:t>书香瑶庭管家</w:t>
+      </w:r>
+      <w:proofErr w:type="gramEnd"/>
       <w:r>
         <w:rPr>
           <w:rFonts w:hint="eastAsia"/>
@@ -689,12 +833,14 @@
     </w:p>
     <w:p/>
     <w:p>
+      <w:proofErr w:type="gramStart"/>
       <w:r>
         <w:rPr>
           <w:rFonts w:hint="eastAsia"/>
         </w:rPr>
         <w:t>渔琴</w:t>
       </w:r>
+      <w:proofErr w:type="gramEnd"/>
       <w:r>
         <w:rPr>
           <w:rFonts w:hint="eastAsia"/>
@@ -705,43 +851,55 @@
         <w:rPr>
           <w:rFonts w:hint="eastAsia"/>
         </w:rPr>
-        <w:t>计算文化与木酒茶书</w:t>
-      </w:r>
-      <w:r>
-        <w:rPr>
-          <w:rFonts w:hint="eastAsia"/>
-        </w:rPr>
-        <w:t>:</w:t>
-      </w:r>
-    </w:p>
-    <w:p>
-      <w:r>
-        <w:rPr>
-          <w:rFonts w:hint="eastAsia"/>
-        </w:rPr>
-        <w:t>2</w:t>
-      </w:r>
-      <w:r>
-        <w:rPr>
-          <w:rFonts w:hint="eastAsia"/>
-        </w:rPr>
-        <w:t>栋</w:t>
-      </w:r>
-      <w:r>
-        <w:rPr>
-          <w:rFonts w:hint="eastAsia"/>
-        </w:rPr>
-        <w:t>2306</w:t>
-      </w:r>
-    </w:p>
-    <w:p/>
-    <w:p>
+        <w:t>计算文化</w:t>
+      </w:r>
+      <w:proofErr w:type="gramStart"/>
+      <w:r>
+        <w:rPr>
+          <w:rFonts w:hint="eastAsia"/>
+        </w:rPr>
+        <w:t>与木酒茶书</w:t>
+      </w:r>
+      <w:proofErr w:type="gramEnd"/>
+      <w:r>
+        <w:rPr>
+          <w:rFonts w:hint="eastAsia"/>
+        </w:rPr>
+        <w:t>:</w:t>
+      </w:r>
+    </w:p>
+    <w:p>
+      <w:r>
+        <w:rPr>
+          <w:rFonts w:hint="eastAsia"/>
+        </w:rPr>
+        <w:t>你约我过来收房，又不给我收，不给我钥匙，我就</w:t>
+      </w:r>
+      <w:proofErr w:type="gramStart"/>
+      <w:r>
+        <w:rPr>
+          <w:rFonts w:hint="eastAsia"/>
+        </w:rPr>
+        <w:t>把锁拆了</w:t>
+      </w:r>
+      <w:proofErr w:type="gramEnd"/>
+      <w:r>
+        <w:rPr>
+          <w:rFonts w:hint="eastAsia"/>
+        </w:rPr>
+        <w:t>哈！</w:t>
+      </w:r>
+    </w:p>
+    <w:p/>
+    <w:p>
+      <w:proofErr w:type="gramStart"/>
       <w:r>
         <w:rPr>
           <w:rFonts w:hint="eastAsia"/>
         </w:rPr>
         <w:t>渔琴</w:t>
       </w:r>
+      <w:proofErr w:type="gramEnd"/>
       <w:r>
         <w:rPr>
           <w:rFonts w:hint="eastAsia"/>
@@ -752,31 +910,92 @@
         <w:rPr>
           <w:rFonts w:hint="eastAsia"/>
         </w:rPr>
-        <w:t>计算文化与木酒茶书</w:t>
-      </w:r>
-      <w:r>
-        <w:rPr>
-          <w:rFonts w:hint="eastAsia"/>
-        </w:rPr>
-        <w:t>:</w:t>
-      </w:r>
-    </w:p>
-    <w:p>
-      <w:r>
-        <w:rPr>
-          <w:rFonts w:hint="eastAsia"/>
-        </w:rPr>
-        <w:t>你约我过来收房，又不给我收，不给我钥匙，我就把锁拆了哈！</w:t>
-      </w:r>
-    </w:p>
-    <w:p/>
-    <w:p>
+        <w:t>计算文化</w:t>
+      </w:r>
+      <w:proofErr w:type="gramStart"/>
+      <w:r>
+        <w:rPr>
+          <w:rFonts w:hint="eastAsia"/>
+        </w:rPr>
+        <w:t>与木酒茶书</w:t>
+      </w:r>
+      <w:proofErr w:type="gramEnd"/>
+      <w:r>
+        <w:rPr>
+          <w:rFonts w:hint="eastAsia"/>
+        </w:rPr>
+        <w:t>:</w:t>
+      </w:r>
+    </w:p>
+    <w:p>
+      <w:proofErr w:type="gramStart"/>
+      <w:r>
+        <w:rPr>
+          <w:rFonts w:hint="eastAsia"/>
+        </w:rPr>
+        <w:t>在拆锁了</w:t>
+      </w:r>
+      <w:proofErr w:type="gramEnd"/>
+      <w:r>
+        <w:rPr>
+          <w:rFonts w:hint="eastAsia"/>
+        </w:rPr>
+        <w:t>哈</w:t>
+      </w:r>
+    </w:p>
+    <w:p/>
+    <w:p>
+      <w:r>
+        <w:rPr>
+          <w:rFonts w:hint="eastAsia"/>
+        </w:rPr>
+        <w:t>南昌</w:t>
+      </w:r>
+      <w:proofErr w:type="gramStart"/>
+      <w:r>
+        <w:rPr>
+          <w:rFonts w:hint="eastAsia"/>
+        </w:rPr>
+        <w:t>书香瑶庭管家</w:t>
+      </w:r>
+      <w:proofErr w:type="gramEnd"/>
+      <w:r>
+        <w:rPr>
+          <w:rFonts w:hint="eastAsia"/>
+        </w:rPr>
+        <w:t>-</w:t>
+      </w:r>
+      <w:r>
+        <w:rPr>
+          <w:rFonts w:hint="eastAsia"/>
+        </w:rPr>
+        <w:t>郁金香</w:t>
+      </w:r>
+      <w:r>
+        <w:rPr>
+          <w:rFonts w:hint="eastAsia"/>
+        </w:rPr>
+        <w:t>:</w:t>
+      </w:r>
+    </w:p>
+    <w:p>
+      <w:r>
+        <w:rPr>
+          <w:rFonts w:hint="eastAsia"/>
+        </w:rPr>
+        <w:t>老师您好，因为您家锁拆掉了，加上园区的装修工人也比较多，后面如果东西丢掉了，我们物业没有办法负这个责任哟。</w:t>
+      </w:r>
+    </w:p>
+    <w:p/>
+    <w:p>
+      <w:proofErr w:type="gramStart"/>
       <w:r>
         <w:rPr>
           <w:rFonts w:hint="eastAsia"/>
         </w:rPr>
         <w:t>渔琴</w:t>
       </w:r>
+      <w:proofErr w:type="gramEnd"/>
       <w:r>
         <w:rPr>
           <w:rFonts w:hint="eastAsia"/>
@@ -787,31 +1006,47 @@
         <w:rPr>
           <w:rFonts w:hint="eastAsia"/>
         </w:rPr>
-        <w:t>计算文化与木酒茶书</w:t>
-      </w:r>
-      <w:r>
-        <w:rPr>
-          <w:rFonts w:hint="eastAsia"/>
-        </w:rPr>
-        <w:t>:</w:t>
-      </w:r>
-    </w:p>
-    <w:p>
-      <w:r>
-        <w:rPr>
-          <w:rFonts w:hint="eastAsia"/>
-        </w:rPr>
-        <w:t>在拆锁了哈</w:t>
-      </w:r>
-    </w:p>
-    <w:p/>
-    <w:p>
-      <w:r>
-        <w:rPr>
-          <w:rFonts w:hint="eastAsia"/>
-        </w:rPr>
-        <w:t>南昌书香瑶庭管家</w:t>
-      </w:r>
+        <w:t>计算文化</w:t>
+      </w:r>
+      <w:proofErr w:type="gramStart"/>
+      <w:r>
+        <w:rPr>
+          <w:rFonts w:hint="eastAsia"/>
+        </w:rPr>
+        <w:t>与木酒茶书</w:t>
+      </w:r>
+      <w:proofErr w:type="gramEnd"/>
+      <w:r>
+        <w:rPr>
+          <w:rFonts w:hint="eastAsia"/>
+        </w:rPr>
+        <w:t>:</w:t>
+      </w:r>
+    </w:p>
+    <w:p>
+      <w:r>
+        <w:rPr>
+          <w:rFonts w:hint="eastAsia"/>
+        </w:rPr>
+        <w:t>因为你们无故刁难本人业主、不给本人业主收房，本人业主因此所遭受的损失（包括物业管理费、房子总价的每天利息），待法律裁判。</w:t>
+      </w:r>
+    </w:p>
+    <w:p/>
+    <w:p>
+      <w:r>
+        <w:rPr>
+          <w:rFonts w:hint="eastAsia"/>
+        </w:rPr>
+        <w:t>南昌</w:t>
+      </w:r>
+      <w:proofErr w:type="gramStart"/>
+      <w:r>
+        <w:rPr>
+          <w:rFonts w:hint="eastAsia"/>
+        </w:rPr>
+        <w:t>书香瑶庭管家</w:t>
+      </w:r>
+      <w:proofErr w:type="gramEnd"/>
       <w:r>
         <w:rPr>
           <w:rFonts w:hint="eastAsia"/>
@@ -836,17 +1071,62 @@
         <w:rPr>
           <w:rFonts w:hint="eastAsia"/>
         </w:rPr>
-        <w:t>老师您好，因为您家锁拆掉了，加上园区的装修工人也比较多，后面如果东西丢掉了，我们物业没有办法负这个责任哟。</w:t>
-      </w:r>
-    </w:p>
-    <w:p/>
-    <w:p>
+        <w:t>您说的这个情况，我会帮您转告给地产那边去，收房手续也是物业帮忙地产在做事，都是按照地产交代去做的</w:t>
+      </w:r>
+    </w:p>
+    <w:p/>
+    <w:p>
+      <w:r>
+        <w:rPr>
+          <w:rFonts w:hint="eastAsia"/>
+        </w:rPr>
+        <w:t>南昌</w:t>
+      </w:r>
+      <w:proofErr w:type="gramStart"/>
+      <w:r>
+        <w:rPr>
+          <w:rFonts w:hint="eastAsia"/>
+        </w:rPr>
+        <w:t>书香瑶庭管家</w:t>
+      </w:r>
+      <w:proofErr w:type="gramEnd"/>
+      <w:r>
+        <w:rPr>
+          <w:rFonts w:hint="eastAsia"/>
+        </w:rPr>
+        <w:t>-</w:t>
+      </w:r>
+      <w:r>
+        <w:rPr>
+          <w:rFonts w:hint="eastAsia"/>
+        </w:rPr>
+        <w:t>郁金香</w:t>
+      </w:r>
+      <w:r>
+        <w:rPr>
+          <w:rFonts w:hint="eastAsia"/>
+        </w:rPr>
+        <w:t>:</w:t>
+      </w:r>
+    </w:p>
+    <w:p>
+      <w:r>
+        <w:rPr>
+          <w:rFonts w:hint="eastAsia"/>
+        </w:rPr>
+        <w:t>我们并没有刁难业主您</w:t>
+      </w:r>
+    </w:p>
+    <w:p/>
+    <w:p>
+      <w:proofErr w:type="gramStart"/>
       <w:r>
         <w:rPr>
           <w:rFonts w:hint="eastAsia"/>
         </w:rPr>
         <w:t>渔琴</w:t>
       </w:r>
+      <w:proofErr w:type="gramEnd"/>
       <w:r>
         <w:rPr>
           <w:rFonts w:hint="eastAsia"/>
@@ -857,31 +1137,47 @@
         <w:rPr>
           <w:rFonts w:hint="eastAsia"/>
         </w:rPr>
-        <w:t>计算文化与木酒茶书</w:t>
-      </w:r>
-      <w:r>
-        <w:rPr>
-          <w:rFonts w:hint="eastAsia"/>
-        </w:rPr>
-        <w:t>:</w:t>
-      </w:r>
-    </w:p>
-    <w:p>
-      <w:r>
-        <w:rPr>
-          <w:rFonts w:hint="eastAsia"/>
-        </w:rPr>
-        <w:t>因为你们无故刁难本人业主、不给本人业主收房，本人业主因此所遭受的损失（包括物业管理费、房子总价的每天利息），待法律裁判。</w:t>
-      </w:r>
-    </w:p>
-    <w:p/>
-    <w:p>
-      <w:r>
-        <w:rPr>
-          <w:rFonts w:hint="eastAsia"/>
-        </w:rPr>
-        <w:t>南昌书香瑶庭管家</w:t>
-      </w:r>
+        <w:t>计算文化</w:t>
+      </w:r>
+      <w:proofErr w:type="gramStart"/>
+      <w:r>
+        <w:rPr>
+          <w:rFonts w:hint="eastAsia"/>
+        </w:rPr>
+        <w:t>与木酒茶书</w:t>
+      </w:r>
+      <w:proofErr w:type="gramEnd"/>
+      <w:r>
+        <w:rPr>
+          <w:rFonts w:hint="eastAsia"/>
+        </w:rPr>
+        <w:t>:</w:t>
+      </w:r>
+    </w:p>
+    <w:p>
+      <w:r>
+        <w:rPr>
+          <w:rFonts w:hint="eastAsia"/>
+        </w:rPr>
+        <w:t>拜托不要推诿、踢皮球，问题摆在那里，没解决就等待法律裁判。</w:t>
+      </w:r>
+    </w:p>
+    <w:p/>
+    <w:p>
+      <w:r>
+        <w:rPr>
+          <w:rFonts w:hint="eastAsia"/>
+        </w:rPr>
+        <w:t>南昌</w:t>
+      </w:r>
+      <w:proofErr w:type="gramStart"/>
+      <w:r>
+        <w:rPr>
+          <w:rFonts w:hint="eastAsia"/>
+        </w:rPr>
+        <w:t>书香瑶庭管家</w:t>
+      </w:r>
+      <w:proofErr w:type="gramEnd"/>
       <w:r>
         <w:rPr>
           <w:rFonts w:hint="eastAsia"/>
@@ -906,17 +1202,127 @@
         <w:rPr>
           <w:rFonts w:hint="eastAsia"/>
         </w:rPr>
-        <w:t>您说的这个情况，我会帮您转告给地产那边去，收房手续也是物业帮忙地产在做事，都是按照地产交代去做的</w:t>
-      </w:r>
-    </w:p>
-    <w:p/>
-    <w:p>
-      <w:r>
-        <w:rPr>
-          <w:rFonts w:hint="eastAsia"/>
-        </w:rPr>
-        <w:t>南昌书香瑶庭管家</w:t>
-      </w:r>
+        <w:t>好的我会帮您反馈地产，这是您的权利</w:t>
+      </w:r>
+    </w:p>
+    <w:p/>
+    <w:p>
+      <w:proofErr w:type="gramStart"/>
+      <w:r>
+        <w:rPr>
+          <w:rFonts w:hint="eastAsia"/>
+        </w:rPr>
+        <w:t>渔琴</w:t>
+      </w:r>
+      <w:proofErr w:type="gramEnd"/>
+      <w:r>
+        <w:rPr>
+          <w:rFonts w:hint="eastAsia"/>
+        </w:rPr>
+        <w:t>@</w:t>
+      </w:r>
+      <w:r>
+        <w:rPr>
+          <w:rFonts w:hint="eastAsia"/>
+        </w:rPr>
+        <w:t>计算文化</w:t>
+      </w:r>
+      <w:proofErr w:type="gramStart"/>
+      <w:r>
+        <w:rPr>
+          <w:rFonts w:hint="eastAsia"/>
+        </w:rPr>
+        <w:t>与木酒茶书</w:t>
+      </w:r>
+      <w:proofErr w:type="gramEnd"/>
+      <w:r>
+        <w:rPr>
+          <w:rFonts w:hint="eastAsia"/>
+        </w:rPr>
+        <w:t>:</w:t>
+      </w:r>
+    </w:p>
+    <w:p>
+      <w:r>
+        <w:rPr>
+          <w:rFonts w:hint="eastAsia"/>
+        </w:rPr>
+        <w:t>[</w:t>
+      </w:r>
+      <w:r>
+        <w:rPr>
+          <w:rFonts w:hint="eastAsia"/>
+        </w:rPr>
+        <w:t>图片</w:t>
+      </w:r>
+      <w:r>
+        <w:rPr>
+          <w:rFonts w:hint="eastAsia"/>
+        </w:rPr>
+        <w:t>]</w:t>
+      </w:r>
+    </w:p>
+    <w:p/>
+    <w:p>
+      <w:proofErr w:type="gramStart"/>
+      <w:r>
+        <w:rPr>
+          <w:rFonts w:hint="eastAsia"/>
+        </w:rPr>
+        <w:t>渔琴</w:t>
+      </w:r>
+      <w:proofErr w:type="gramEnd"/>
+      <w:r>
+        <w:rPr>
+          <w:rFonts w:hint="eastAsia"/>
+        </w:rPr>
+        <w:t>@</w:t>
+      </w:r>
+      <w:r>
+        <w:rPr>
+          <w:rFonts w:hint="eastAsia"/>
+        </w:rPr>
+        <w:t>计算文化</w:t>
+      </w:r>
+      <w:proofErr w:type="gramStart"/>
+      <w:r>
+        <w:rPr>
+          <w:rFonts w:hint="eastAsia"/>
+        </w:rPr>
+        <w:t>与木酒茶书</w:t>
+      </w:r>
+      <w:proofErr w:type="gramEnd"/>
+      <w:r>
+        <w:rPr>
+          <w:rFonts w:hint="eastAsia"/>
+        </w:rPr>
+        <w:t>:</w:t>
+      </w:r>
+    </w:p>
+    <w:p>
+      <w:r>
+        <w:rPr>
+          <w:rFonts w:hint="eastAsia"/>
+        </w:rPr>
+        <w:t>今天你拒绝业主我收房，所有责任损失都你和贵公司承担哈！</w:t>
+      </w:r>
+    </w:p>
+    <w:p/>
+    <w:p>
+      <w:r>
+        <w:rPr>
+          <w:rFonts w:hint="eastAsia"/>
+        </w:rPr>
+        <w:t>南昌</w:t>
+      </w:r>
+      <w:proofErr w:type="gramStart"/>
+      <w:r>
+        <w:rPr>
+          <w:rFonts w:hint="eastAsia"/>
+        </w:rPr>
+        <w:t>书香瑶庭管家</w:t>
+      </w:r>
+      <w:proofErr w:type="gramEnd"/>
       <w:r>
         <w:rPr>
           <w:rFonts w:hint="eastAsia"/>
@@ -941,17 +1347,19 @@
         <w:rPr>
           <w:rFonts w:hint="eastAsia"/>
         </w:rPr>
-        <w:t>我们并没有刁难业主您</w:t>
-      </w:r>
-    </w:p>
-    <w:p/>
-    <w:p>
+        <w:t>老师，我已经把您的原话转发给地产那边了，他们说您这个是总合同，当时在补充协议里面约定了，要交契税维修基金才可以收房</w:t>
+      </w:r>
+    </w:p>
+    <w:p/>
+    <w:p>
+      <w:proofErr w:type="gramStart"/>
       <w:r>
         <w:rPr>
           <w:rFonts w:hint="eastAsia"/>
         </w:rPr>
         <w:t>渔琴</w:t>
       </w:r>
+      <w:proofErr w:type="gramEnd"/>
       <w:r>
         <w:rPr>
           <w:rFonts w:hint="eastAsia"/>
@@ -962,31 +1370,47 @@
         <w:rPr>
           <w:rFonts w:hint="eastAsia"/>
         </w:rPr>
-        <w:t>计算文化与木酒茶书</w:t>
-      </w:r>
-      <w:r>
-        <w:rPr>
-          <w:rFonts w:hint="eastAsia"/>
-        </w:rPr>
-        <w:t>:</w:t>
-      </w:r>
-    </w:p>
-    <w:p>
-      <w:r>
-        <w:rPr>
-          <w:rFonts w:hint="eastAsia"/>
-        </w:rPr>
-        <w:t>拜托不要推诿、踢皮球，问题摆在那里，没解决就等待法律裁判。</w:t>
-      </w:r>
-    </w:p>
-    <w:p/>
-    <w:p>
-      <w:r>
-        <w:rPr>
-          <w:rFonts w:hint="eastAsia"/>
-        </w:rPr>
-        <w:t>南昌书香瑶庭管家</w:t>
-      </w:r>
+        <w:t>计算文化</w:t>
+      </w:r>
+      <w:proofErr w:type="gramStart"/>
+      <w:r>
+        <w:rPr>
+          <w:rFonts w:hint="eastAsia"/>
+        </w:rPr>
+        <w:t>与木酒茶书</w:t>
+      </w:r>
+      <w:proofErr w:type="gramEnd"/>
+      <w:r>
+        <w:rPr>
+          <w:rFonts w:hint="eastAsia"/>
+        </w:rPr>
+        <w:t>:</w:t>
+      </w:r>
+    </w:p>
+    <w:p>
+      <w:r>
+        <w:rPr>
+          <w:rFonts w:hint="eastAsia"/>
+        </w:rPr>
+        <w:t>那就等法律裁判吧！</w:t>
+      </w:r>
+    </w:p>
+    <w:p/>
+    <w:p>
+      <w:r>
+        <w:rPr>
+          <w:rFonts w:hint="eastAsia"/>
+        </w:rPr>
+        <w:t>南昌</w:t>
+      </w:r>
+      <w:proofErr w:type="gramStart"/>
+      <w:r>
+        <w:rPr>
+          <w:rFonts w:hint="eastAsia"/>
+        </w:rPr>
+        <w:t>书香瑶庭管家</w:t>
+      </w:r>
+      <w:proofErr w:type="gramEnd"/>
       <w:r>
         <w:rPr>
           <w:rFonts w:hint="eastAsia"/>
@@ -1011,17 +1435,19 @@
         <w:rPr>
           <w:rFonts w:hint="eastAsia"/>
         </w:rPr>
-        <w:t>好的我会帮您反馈地产，这是您的权利</w:t>
-      </w:r>
-    </w:p>
-    <w:p/>
-    <w:p>
+        <w:t>好的</w:t>
+      </w:r>
+    </w:p>
+    <w:p/>
+    <w:p>
+      <w:proofErr w:type="gramStart"/>
       <w:r>
         <w:rPr>
           <w:rFonts w:hint="eastAsia"/>
         </w:rPr>
         <w:t>渔琴</w:t>
       </w:r>
+      <w:proofErr w:type="gramEnd"/>
       <w:r>
         <w:rPr>
           <w:rFonts w:hint="eastAsia"/>
@@ -1032,8 +1458,16 @@
         <w:rPr>
           <w:rFonts w:hint="eastAsia"/>
         </w:rPr>
-        <w:t>计算文化与木酒茶书</w:t>
-      </w:r>
+        <w:t>计算文化</w:t>
+      </w:r>
+      <w:proofErr w:type="gramStart"/>
+      <w:r>
+        <w:rPr>
+          <w:rFonts w:hint="eastAsia"/>
+        </w:rPr>
+        <w:t>与木酒茶书</w:t>
+      </w:r>
+      <w:proofErr w:type="gramEnd"/>
       <w:r>
         <w:rPr>
           <w:rFonts w:hint="eastAsia"/>
@@ -1052,7 +1486,7 @@
         <w:rPr>
           <w:rFonts w:hint="eastAsia"/>
         </w:rPr>
-        <w:t>图片</w:t>
+        <w:t>聊天记录</w:t>
       </w:r>
       <w:r>
         <w:rPr>
@@ -1063,12 +1497,14 @@
     </w:p>
     <w:p/>
     <w:p>
+      <w:proofErr w:type="gramStart"/>
       <w:r>
         <w:rPr>
           <w:rFonts w:hint="eastAsia"/>
         </w:rPr>
         <w:t>渔琴</w:t>
       </w:r>
+      <w:proofErr w:type="gramEnd"/>
       <w:r>
         <w:rPr>
           <w:rFonts w:hint="eastAsia"/>
@@ -1079,31 +1515,55 @@
         <w:rPr>
           <w:rFonts w:hint="eastAsia"/>
         </w:rPr>
-        <w:t>计算文化与木酒茶书</w:t>
-      </w:r>
-      <w:r>
-        <w:rPr>
-          <w:rFonts w:hint="eastAsia"/>
-        </w:rPr>
-        <w:t>:</w:t>
-      </w:r>
-    </w:p>
-    <w:p>
-      <w:r>
-        <w:rPr>
-          <w:rFonts w:hint="eastAsia"/>
-        </w:rPr>
-        <w:t>今天你拒绝业主我收房，所有责任损失都你和贵公司承担哈！</w:t>
-      </w:r>
-    </w:p>
-    <w:p/>
-    <w:p>
-      <w:r>
-        <w:rPr>
-          <w:rFonts w:hint="eastAsia"/>
-        </w:rPr>
-        <w:t>南昌书香瑶庭管家</w:t>
-      </w:r>
+        <w:t>计算文化</w:t>
+      </w:r>
+      <w:proofErr w:type="gramStart"/>
+      <w:r>
+        <w:rPr>
+          <w:rFonts w:hint="eastAsia"/>
+        </w:rPr>
+        <w:t>与木酒茶书</w:t>
+      </w:r>
+      <w:proofErr w:type="gramEnd"/>
+      <w:r>
+        <w:rPr>
+          <w:rFonts w:hint="eastAsia"/>
+        </w:rPr>
+        <w:t>:</w:t>
+      </w:r>
+    </w:p>
+    <w:p>
+      <w:proofErr w:type="gramStart"/>
+      <w:r>
+        <w:rPr>
+          <w:rFonts w:hint="eastAsia"/>
+        </w:rPr>
+        <w:t>贵物管</w:t>
+      </w:r>
+      <w:proofErr w:type="gramEnd"/>
+      <w:r>
+        <w:rPr>
+          <w:rFonts w:hint="eastAsia"/>
+        </w:rPr>
+        <w:t>公司，还要做这种违法的事情是吗？</w:t>
+      </w:r>
+    </w:p>
+    <w:p/>
+    <w:p>
+      <w:r>
+        <w:rPr>
+          <w:rFonts w:hint="eastAsia"/>
+        </w:rPr>
+        <w:t>南昌</w:t>
+      </w:r>
+      <w:proofErr w:type="gramStart"/>
+      <w:r>
+        <w:rPr>
+          <w:rFonts w:hint="eastAsia"/>
+        </w:rPr>
+        <w:t>书香瑶庭管家</w:t>
+      </w:r>
+      <w:proofErr w:type="gramEnd"/>
       <w:r>
         <w:rPr>
           <w:rFonts w:hint="eastAsia"/>
@@ -1128,17 +1588,45 @@
         <w:rPr>
           <w:rFonts w:hint="eastAsia"/>
         </w:rPr>
-        <w:t>老师，我已经把您的原话转发给地产那边了，他们说您这个是总合同，当时在补充协议里面约定了，要交契税维修基金才可以收房</w:t>
-      </w:r>
-    </w:p>
-    <w:p/>
-    <w:p>
+        <w:t>老师好你家没有收房，自行撬锁换锁，这个行为也是欠妥的。作为物业服务公司也是不断地提醒</w:t>
+      </w:r>
+      <w:r>
+        <w:rPr>
+          <w:rFonts w:ascii="Calibri" w:hAnsi="Calibri" w:cs="Calibri"/>
+        </w:rPr>
+        <w:t>⏰</w:t>
+      </w:r>
+      <w:r>
+        <w:rPr>
+          <w:rFonts w:hint="eastAsia"/>
+        </w:rPr>
+        <w:t>告知。</w:t>
+      </w:r>
+      <w:proofErr w:type="gramStart"/>
+      <w:r>
+        <w:rPr>
+          <w:rFonts w:hint="eastAsia"/>
+        </w:rPr>
+        <w:t>物业没</w:t>
+      </w:r>
+      <w:proofErr w:type="gramEnd"/>
+      <w:r>
+        <w:rPr>
+          <w:rFonts w:hint="eastAsia"/>
+        </w:rPr>
+        <w:t>这个权利，也不会干这种事情</w:t>
+      </w:r>
+    </w:p>
+    <w:p/>
+    <w:p>
+      <w:proofErr w:type="gramStart"/>
       <w:r>
         <w:rPr>
           <w:rFonts w:hint="eastAsia"/>
         </w:rPr>
         <w:t>渔琴</w:t>
       </w:r>
+      <w:proofErr w:type="gramEnd"/>
       <w:r>
         <w:rPr>
           <w:rFonts w:hint="eastAsia"/>
@@ -1149,31 +1637,92 @@
         <w:rPr>
           <w:rFonts w:hint="eastAsia"/>
         </w:rPr>
-        <w:t>计算文化与木酒茶书</w:t>
-      </w:r>
-      <w:r>
-        <w:rPr>
-          <w:rFonts w:hint="eastAsia"/>
-        </w:rPr>
-        <w:t>:</w:t>
-      </w:r>
-    </w:p>
-    <w:p>
-      <w:r>
-        <w:rPr>
-          <w:rFonts w:hint="eastAsia"/>
-        </w:rPr>
-        <w:t>那就等法律裁判吧！</w:t>
-      </w:r>
-    </w:p>
-    <w:p/>
-    <w:p>
-      <w:r>
-        <w:rPr>
-          <w:rFonts w:hint="eastAsia"/>
-        </w:rPr>
-        <w:t>南昌书香瑶庭管家</w:t>
-      </w:r>
+        <w:t>计算文化</w:t>
+      </w:r>
+      <w:proofErr w:type="gramStart"/>
+      <w:r>
+        <w:rPr>
+          <w:rFonts w:hint="eastAsia"/>
+        </w:rPr>
+        <w:t>与木酒茶书</w:t>
+      </w:r>
+      <w:proofErr w:type="gramEnd"/>
+      <w:r>
+        <w:rPr>
+          <w:rFonts w:hint="eastAsia"/>
+        </w:rPr>
+        <w:t>:</w:t>
+      </w:r>
+    </w:p>
+    <w:p>
+      <w:r>
+        <w:rPr>
+          <w:rFonts w:hint="eastAsia"/>
+        </w:rPr>
+        <w:t>是我不收房，还是你们违反合同不给我收房？</w:t>
+      </w:r>
+    </w:p>
+    <w:p/>
+    <w:p>
+      <w:proofErr w:type="gramStart"/>
+      <w:r>
+        <w:rPr>
+          <w:rFonts w:hint="eastAsia"/>
+        </w:rPr>
+        <w:t>渔琴</w:t>
+      </w:r>
+      <w:proofErr w:type="gramEnd"/>
+      <w:r>
+        <w:rPr>
+          <w:rFonts w:hint="eastAsia"/>
+        </w:rPr>
+        <w:t>@</w:t>
+      </w:r>
+      <w:r>
+        <w:rPr>
+          <w:rFonts w:hint="eastAsia"/>
+        </w:rPr>
+        <w:t>计算文化</w:t>
+      </w:r>
+      <w:proofErr w:type="gramStart"/>
+      <w:r>
+        <w:rPr>
+          <w:rFonts w:hint="eastAsia"/>
+        </w:rPr>
+        <w:t>与木酒茶书</w:t>
+      </w:r>
+      <w:proofErr w:type="gramEnd"/>
+      <w:r>
+        <w:rPr>
+          <w:rFonts w:hint="eastAsia"/>
+        </w:rPr>
+        <w:t>:</w:t>
+      </w:r>
+    </w:p>
+    <w:p>
+      <w:r>
+        <w:rPr>
+          <w:rFonts w:hint="eastAsia"/>
+        </w:rPr>
+        <w:t>像你这样，踏进我家半步，就不要怪我不客气哈！</w:t>
+      </w:r>
+    </w:p>
+    <w:p/>
+    <w:p>
+      <w:r>
+        <w:rPr>
+          <w:rFonts w:hint="eastAsia"/>
+        </w:rPr>
+        <w:t>南昌</w:t>
+      </w:r>
+      <w:proofErr w:type="gramStart"/>
+      <w:r>
+        <w:rPr>
+          <w:rFonts w:hint="eastAsia"/>
+        </w:rPr>
+        <w:t>书香瑶庭管家</w:t>
+      </w:r>
+      <w:proofErr w:type="gramEnd"/>
       <w:r>
         <w:rPr>
           <w:rFonts w:hint="eastAsia"/>
@@ -1198,17 +1747,31 @@
         <w:rPr>
           <w:rFonts w:hint="eastAsia"/>
         </w:rPr>
-        <w:t>好的</w:t>
-      </w:r>
-    </w:p>
-    <w:p/>
-    <w:p>
+        <w:t>老师您好你说违反了合同，你可以行使你的权利。作为物业公司只有不断地提醒</w:t>
+      </w:r>
+      <w:r>
+        <w:rPr>
+          <w:rFonts w:ascii="Segoe UI Symbol" w:hAnsi="Segoe UI Symbol" w:cs="Segoe UI Symbol"/>
+        </w:rPr>
+        <w:t>🔔</w:t>
+      </w:r>
+      <w:r>
+        <w:rPr>
+          <w:rFonts w:hint="eastAsia"/>
+        </w:rPr>
+        <w:t>告知，未经许可不会的，你又何必为难我一个打工人呢</w:t>
+      </w:r>
+    </w:p>
+    <w:p/>
+    <w:p>
+      <w:proofErr w:type="gramStart"/>
       <w:r>
         <w:rPr>
           <w:rFonts w:hint="eastAsia"/>
         </w:rPr>
         <w:t>渔琴</w:t>
       </w:r>
+      <w:proofErr w:type="gramEnd"/>
       <w:r>
         <w:rPr>
           <w:rFonts w:hint="eastAsia"/>
@@ -1219,8 +1782,104 @@
         <w:rPr>
           <w:rFonts w:hint="eastAsia"/>
         </w:rPr>
-        <w:t>计算文化与木酒茶书</w:t>
-      </w:r>
+        <w:t>计算文化</w:t>
+      </w:r>
+      <w:proofErr w:type="gramStart"/>
+      <w:r>
+        <w:rPr>
+          <w:rFonts w:hint="eastAsia"/>
+        </w:rPr>
+        <w:t>与木酒茶书</w:t>
+      </w:r>
+      <w:proofErr w:type="gramEnd"/>
+      <w:r>
+        <w:rPr>
+          <w:rFonts w:hint="eastAsia"/>
+        </w:rPr>
+        <w:t>:</w:t>
+      </w:r>
+    </w:p>
+    <w:p>
+      <w:r>
+        <w:rPr>
+          <w:rFonts w:hint="eastAsia"/>
+        </w:rPr>
+        <w:t>像你这样，踏进我家半步，就不要怪我不客气哈！已经提醒了你</w:t>
+      </w:r>
+    </w:p>
+    <w:p/>
+    <w:p>
+      <w:r>
+        <w:rPr>
+          <w:rFonts w:hint="eastAsia"/>
+        </w:rPr>
+        <w:t>南昌</w:t>
+      </w:r>
+      <w:proofErr w:type="gramStart"/>
+      <w:r>
+        <w:rPr>
+          <w:rFonts w:hint="eastAsia"/>
+        </w:rPr>
+        <w:t>书香瑶庭管家</w:t>
+      </w:r>
+      <w:proofErr w:type="gramEnd"/>
+      <w:r>
+        <w:rPr>
+          <w:rFonts w:hint="eastAsia"/>
+        </w:rPr>
+        <w:t>-</w:t>
+      </w:r>
+      <w:r>
+        <w:rPr>
+          <w:rFonts w:hint="eastAsia"/>
+        </w:rPr>
+        <w:t>郁金香</w:t>
+      </w:r>
+      <w:r>
+        <w:rPr>
+          <w:rFonts w:hint="eastAsia"/>
+        </w:rPr>
+        <w:t>:</w:t>
+      </w:r>
+    </w:p>
+    <w:p>
+      <w:r>
+        <w:rPr>
+          <w:rFonts w:hint="eastAsia"/>
+        </w:rPr>
+        <w:t>好的老师，收到了</w:t>
+      </w:r>
+    </w:p>
+    <w:p/>
+    <w:p>
+      <w:proofErr w:type="gramStart"/>
+      <w:r>
+        <w:rPr>
+          <w:rFonts w:hint="eastAsia"/>
+        </w:rPr>
+        <w:t>渔琴</w:t>
+      </w:r>
+      <w:proofErr w:type="gramEnd"/>
+      <w:r>
+        <w:rPr>
+          <w:rFonts w:hint="eastAsia"/>
+        </w:rPr>
+        <w:t>@</w:t>
+      </w:r>
+      <w:r>
+        <w:rPr>
+          <w:rFonts w:hint="eastAsia"/>
+        </w:rPr>
+        <w:t>计算文化</w:t>
+      </w:r>
+      <w:proofErr w:type="gramStart"/>
+      <w:r>
+        <w:rPr>
+          <w:rFonts w:hint="eastAsia"/>
+        </w:rPr>
+        <w:t>与木酒茶书</w:t>
+      </w:r>
+      <w:proofErr w:type="gramEnd"/>
       <w:r>
         <w:rPr>
           <w:rFonts w:hint="eastAsia"/>
@@ -1250,12 +1909,14 @@
     </w:p>
     <w:p/>
     <w:p>
+      <w:proofErr w:type="gramStart"/>
       <w:r>
         <w:rPr>
           <w:rFonts w:hint="eastAsia"/>
         </w:rPr>
         <w:t>渔琴</w:t>
       </w:r>
+      <w:proofErr w:type="gramEnd"/>
       <w:r>
         <w:rPr>
           <w:rFonts w:hint="eastAsia"/>
@@ -1266,31 +1927,161 @@
         <w:rPr>
           <w:rFonts w:hint="eastAsia"/>
         </w:rPr>
-        <w:t>计算文化与木酒茶书</w:t>
-      </w:r>
-      <w:r>
-        <w:rPr>
-          <w:rFonts w:hint="eastAsia"/>
-        </w:rPr>
-        <w:t>:</w:t>
-      </w:r>
-    </w:p>
-    <w:p>
-      <w:r>
-        <w:rPr>
-          <w:rFonts w:hint="eastAsia"/>
-        </w:rPr>
-        <w:t>贵物管公司，还要做这种违法的事情是吗？</w:t>
-      </w:r>
-    </w:p>
-    <w:p/>
-    <w:p>
-      <w:r>
-        <w:rPr>
-          <w:rFonts w:hint="eastAsia"/>
-        </w:rPr>
-        <w:t>南昌书香瑶庭管家</w:t>
-      </w:r>
+        <w:t>计算文化</w:t>
+      </w:r>
+      <w:proofErr w:type="gramStart"/>
+      <w:r>
+        <w:rPr>
+          <w:rFonts w:hint="eastAsia"/>
+        </w:rPr>
+        <w:t>与木酒茶书</w:t>
+      </w:r>
+      <w:proofErr w:type="gramEnd"/>
+      <w:r>
+        <w:rPr>
+          <w:rFonts w:hint="eastAsia"/>
+        </w:rPr>
+        <w:t>:</w:t>
+      </w:r>
+    </w:p>
+    <w:p>
+      <w:r>
+        <w:rPr>
+          <w:rFonts w:hint="eastAsia"/>
+        </w:rPr>
+        <w:t>你是要我来你们办公室闹一场，报</w:t>
+      </w:r>
+      <w:r>
+        <w:rPr>
+          <w:rFonts w:hint="eastAsia"/>
+        </w:rPr>
+        <w:t>110</w:t>
+      </w:r>
+      <w:r>
+        <w:rPr>
+          <w:rFonts w:hint="eastAsia"/>
+        </w:rPr>
+        <w:t>是吗？</w:t>
+      </w:r>
+    </w:p>
+    <w:p/>
+    <w:p>
+      <w:proofErr w:type="gramStart"/>
+      <w:r>
+        <w:rPr>
+          <w:rFonts w:hint="eastAsia"/>
+        </w:rPr>
+        <w:t>渔琴</w:t>
+      </w:r>
+      <w:proofErr w:type="gramEnd"/>
+      <w:r>
+        <w:rPr>
+          <w:rFonts w:hint="eastAsia"/>
+        </w:rPr>
+        <w:t>@</w:t>
+      </w:r>
+      <w:r>
+        <w:rPr>
+          <w:rFonts w:hint="eastAsia"/>
+        </w:rPr>
+        <w:t>计算文化</w:t>
+      </w:r>
+      <w:proofErr w:type="gramStart"/>
+      <w:r>
+        <w:rPr>
+          <w:rFonts w:hint="eastAsia"/>
+        </w:rPr>
+        <w:t>与木酒茶书</w:t>
+      </w:r>
+      <w:proofErr w:type="gramEnd"/>
+      <w:r>
+        <w:rPr>
+          <w:rFonts w:hint="eastAsia"/>
+        </w:rPr>
+        <w:t>:</w:t>
+      </w:r>
+    </w:p>
+    <w:p>
+      <w:r>
+        <w:rPr>
+          <w:rFonts w:hint="eastAsia"/>
+        </w:rPr>
+        <w:t>[</w:t>
+      </w:r>
+      <w:r>
+        <w:rPr>
+          <w:rFonts w:hint="eastAsia"/>
+        </w:rPr>
+        <w:t>语音聊天</w:t>
+      </w:r>
+      <w:r>
+        <w:rPr>
+          <w:rFonts w:hint="eastAsia"/>
+        </w:rPr>
+        <w:t>]</w:t>
+      </w:r>
+    </w:p>
+    <w:p/>
+    <w:p>
+      <w:proofErr w:type="gramStart"/>
+      <w:r>
+        <w:rPr>
+          <w:rFonts w:hint="eastAsia"/>
+        </w:rPr>
+        <w:t>渔琴</w:t>
+      </w:r>
+      <w:proofErr w:type="gramEnd"/>
+      <w:r>
+        <w:rPr>
+          <w:rFonts w:hint="eastAsia"/>
+        </w:rPr>
+        <w:t>@</w:t>
+      </w:r>
+      <w:r>
+        <w:rPr>
+          <w:rFonts w:hint="eastAsia"/>
+        </w:rPr>
+        <w:t>计算文化</w:t>
+      </w:r>
+      <w:proofErr w:type="gramStart"/>
+      <w:r>
+        <w:rPr>
+          <w:rFonts w:hint="eastAsia"/>
+        </w:rPr>
+        <w:t>与木酒茶书</w:t>
+      </w:r>
+      <w:proofErr w:type="gramEnd"/>
+      <w:r>
+        <w:rPr>
+          <w:rFonts w:hint="eastAsia"/>
+        </w:rPr>
+        <w:t>:</w:t>
+      </w:r>
+    </w:p>
+    <w:p>
+      <w:r>
+        <w:rPr>
+          <w:rFonts w:hint="eastAsia"/>
+        </w:rPr>
+        <w:t>你们违法断我水电这么多天，我准备把水井房、电井房的锁换掉哈！</w:t>
+      </w:r>
+    </w:p>
+    <w:p/>
+    <w:p>
+      <w:r>
+        <w:rPr>
+          <w:rFonts w:hint="eastAsia"/>
+        </w:rPr>
+        <w:t>南昌</w:t>
+      </w:r>
+      <w:proofErr w:type="gramStart"/>
+      <w:r>
+        <w:rPr>
+          <w:rFonts w:hint="eastAsia"/>
+        </w:rPr>
+        <w:t>书香瑶庭管家</w:t>
+      </w:r>
+      <w:proofErr w:type="gramEnd"/>
       <w:r>
         <w:rPr>
           <w:rFonts w:hint="eastAsia"/>
@@ -1315,29 +2106,45 @@
         <w:rPr>
           <w:rFonts w:hint="eastAsia"/>
         </w:rPr>
-        <w:t>老师好你家没有收房，自行撬锁换锁，这个行为也是欠妥的。作为物业服务公司也是不断地提醒</w:t>
-      </w:r>
-      <w:r>
-        <w:rPr>
-          <w:rFonts w:ascii="Calibri" w:hAnsi="Calibri" w:cs="Calibri"/>
-        </w:rPr>
-        <w:t>⏰</w:t>
-      </w:r>
-      <w:r>
-        <w:rPr>
-          <w:rFonts w:hint="eastAsia"/>
-        </w:rPr>
-        <w:t>告知。物业没这个权利，也不会干这种事情</w:t>
-      </w:r>
-    </w:p>
-    <w:p/>
-    <w:p>
+        <w:t>老师</w:t>
+      </w:r>
+      <w:proofErr w:type="gramStart"/>
+      <w:r>
+        <w:rPr>
+          <w:rFonts w:hint="eastAsia"/>
+        </w:rPr>
+        <w:t>你好您</w:t>
+      </w:r>
+      <w:proofErr w:type="gramEnd"/>
+      <w:r>
+        <w:rPr>
+          <w:rFonts w:hint="eastAsia"/>
+        </w:rPr>
+        <w:t>做的所有事和说的话</w:t>
+      </w:r>
+      <w:r>
+        <w:rPr>
+          <w:rFonts w:hint="eastAsia"/>
+        </w:rPr>
+        <w:t>,</w:t>
+      </w:r>
+      <w:r>
+        <w:rPr>
+          <w:rFonts w:hint="eastAsia"/>
+        </w:rPr>
+        <w:t>物业都尊重您，也是您的权利。但是，房子在没交付前都地产的，这种行为欠妥，况且水电表间都是公区。</w:t>
+      </w:r>
+    </w:p>
+    <w:p/>
+    <w:p>
+      <w:proofErr w:type="gramStart"/>
       <w:r>
         <w:rPr>
           <w:rFonts w:hint="eastAsia"/>
         </w:rPr>
         <w:t>渔琴</w:t>
       </w:r>
+      <w:proofErr w:type="gramEnd"/>
       <w:r>
         <w:rPr>
           <w:rFonts w:hint="eastAsia"/>
@@ -1348,31 +2155,96 @@
         <w:rPr>
           <w:rFonts w:hint="eastAsia"/>
         </w:rPr>
-        <w:t>计算文化与木酒茶书</w:t>
-      </w:r>
-      <w:r>
-        <w:rPr>
-          <w:rFonts w:hint="eastAsia"/>
-        </w:rPr>
-        <w:t>:</w:t>
-      </w:r>
-    </w:p>
-    <w:p>
-      <w:r>
-        <w:rPr>
-          <w:rFonts w:hint="eastAsia"/>
-        </w:rPr>
-        <w:t>是我不收房，还是你们违反合同不给我收房？</w:t>
-      </w:r>
-    </w:p>
-    <w:p/>
-    <w:p>
+        <w:t>计算文化</w:t>
+      </w:r>
+      <w:proofErr w:type="gramStart"/>
+      <w:r>
+        <w:rPr>
+          <w:rFonts w:hint="eastAsia"/>
+        </w:rPr>
+        <w:t>与木酒茶书</w:t>
+      </w:r>
+      <w:proofErr w:type="gramEnd"/>
+      <w:r>
+        <w:rPr>
+          <w:rFonts w:hint="eastAsia"/>
+        </w:rPr>
+        <w:t>:</w:t>
+      </w:r>
+    </w:p>
+    <w:p>
+      <w:r>
+        <w:rPr>
+          <w:rFonts w:hint="eastAsia"/>
+        </w:rPr>
+        <w:t>是你和贵公司，故意违反合同不交付哈，你不要打哈哈</w:t>
+      </w:r>
+    </w:p>
+    <w:p/>
+    <w:p>
+      <w:r>
+        <w:rPr>
+          <w:rFonts w:hint="eastAsia"/>
+        </w:rPr>
+        <w:t>南昌</w:t>
+      </w:r>
+      <w:proofErr w:type="gramStart"/>
+      <w:r>
+        <w:rPr>
+          <w:rFonts w:hint="eastAsia"/>
+        </w:rPr>
+        <w:t>书香瑶庭管家</w:t>
+      </w:r>
+      <w:proofErr w:type="gramEnd"/>
+      <w:r>
+        <w:rPr>
+          <w:rFonts w:hint="eastAsia"/>
+        </w:rPr>
+        <w:t>-</w:t>
+      </w:r>
+      <w:r>
+        <w:rPr>
+          <w:rFonts w:hint="eastAsia"/>
+        </w:rPr>
+        <w:t>郁金香</w:t>
+      </w:r>
+      <w:r>
+        <w:rPr>
+          <w:rFonts w:hint="eastAsia"/>
+        </w:rPr>
+        <w:t>:</w:t>
+      </w:r>
+    </w:p>
+    <w:p>
+      <w:r>
+        <w:rPr>
+          <w:rFonts w:hint="eastAsia"/>
+        </w:rPr>
+        <w:t>[</w:t>
+      </w:r>
+      <w:r>
+        <w:rPr>
+          <w:rFonts w:hint="eastAsia"/>
+        </w:rPr>
+        <w:t>语音</w:t>
+      </w:r>
+      <w:r>
+        <w:rPr>
+          <w:rFonts w:hint="eastAsia"/>
+        </w:rPr>
+        <w:t>]</w:t>
+      </w:r>
+    </w:p>
+    <w:p/>
+    <w:p>
+      <w:proofErr w:type="gramStart"/>
       <w:r>
         <w:rPr>
           <w:rFonts w:hint="eastAsia"/>
         </w:rPr>
         <w:t>渔琴</w:t>
       </w:r>
+      <w:proofErr w:type="gramEnd"/>
       <w:r>
         <w:rPr>
           <w:rFonts w:hint="eastAsia"/>
@@ -1383,31 +2255,47 @@
         <w:rPr>
           <w:rFonts w:hint="eastAsia"/>
         </w:rPr>
-        <w:t>计算文化与木酒茶书</w:t>
-      </w:r>
-      <w:r>
-        <w:rPr>
-          <w:rFonts w:hint="eastAsia"/>
-        </w:rPr>
-        <w:t>:</w:t>
-      </w:r>
-    </w:p>
-    <w:p>
-      <w:r>
-        <w:rPr>
-          <w:rFonts w:hint="eastAsia"/>
-        </w:rPr>
-        <w:t>像你这样，踏进我家半步，就不要怪我不客气哈！</w:t>
-      </w:r>
-    </w:p>
-    <w:p/>
-    <w:p>
-      <w:r>
-        <w:rPr>
-          <w:rFonts w:hint="eastAsia"/>
-        </w:rPr>
-        <w:t>南昌书香瑶庭管家</w:t>
-      </w:r>
+        <w:t>计算文化</w:t>
+      </w:r>
+      <w:proofErr w:type="gramStart"/>
+      <w:r>
+        <w:rPr>
+          <w:rFonts w:hint="eastAsia"/>
+        </w:rPr>
+        <w:t>与木酒茶书</w:t>
+      </w:r>
+      <w:proofErr w:type="gramEnd"/>
+      <w:r>
+        <w:rPr>
+          <w:rFonts w:hint="eastAsia"/>
+        </w:rPr>
+        <w:t>:</w:t>
+      </w:r>
+    </w:p>
+    <w:p>
+      <w:r>
+        <w:rPr>
+          <w:rFonts w:hint="eastAsia"/>
+        </w:rPr>
+        <w:t>还有什么流程，你说过吗？没说你就断我水电？</w:t>
+      </w:r>
+    </w:p>
+    <w:p/>
+    <w:p>
+      <w:r>
+        <w:rPr>
+          <w:rFonts w:hint="eastAsia"/>
+        </w:rPr>
+        <w:t>南昌</w:t>
+      </w:r>
+      <w:proofErr w:type="gramStart"/>
+      <w:r>
+        <w:rPr>
+          <w:rFonts w:hint="eastAsia"/>
+        </w:rPr>
+        <w:t>书香瑶庭管家</w:t>
+      </w:r>
+      <w:proofErr w:type="gramEnd"/>
       <w:r>
         <w:rPr>
           <w:rFonts w:hint="eastAsia"/>
@@ -1432,29 +2320,31 @@
         <w:rPr>
           <w:rFonts w:hint="eastAsia"/>
         </w:rPr>
-        <w:t>老师您好你说违反了合同，你可以行使你的权利。作为物业公司只有不断地提醒</w:t>
-      </w:r>
-      <w:r>
-        <w:rPr>
-          <w:rFonts w:ascii="Segoe UI Symbol" w:hAnsi="Segoe UI Symbol" w:cs="Segoe UI Symbol"/>
-        </w:rPr>
-        <w:t>🔔</w:t>
-      </w:r>
-      <w:r>
-        <w:rPr>
-          <w:rFonts w:hint="eastAsia"/>
-        </w:rPr>
-        <w:t>告知，未经许可不会的，你又何必为难我一个打工人呢</w:t>
-      </w:r>
-    </w:p>
-    <w:p/>
-    <w:p>
+        <w:t>[</w:t>
+      </w:r>
+      <w:r>
+        <w:rPr>
+          <w:rFonts w:hint="eastAsia"/>
+        </w:rPr>
+        <w:t>语音</w:t>
+      </w:r>
+      <w:r>
+        <w:rPr>
+          <w:rFonts w:hint="eastAsia"/>
+        </w:rPr>
+        <w:t>]</w:t>
+      </w:r>
+    </w:p>
+    <w:p/>
+    <w:p>
+      <w:proofErr w:type="gramStart"/>
       <w:r>
         <w:rPr>
           <w:rFonts w:hint="eastAsia"/>
         </w:rPr>
         <w:t>渔琴</w:t>
       </w:r>
+      <w:proofErr w:type="gramEnd"/>
       <w:r>
         <w:rPr>
           <w:rFonts w:hint="eastAsia"/>
@@ -1465,31 +2355,53 @@
         <w:rPr>
           <w:rFonts w:hint="eastAsia"/>
         </w:rPr>
-        <w:t>计算文化与木酒茶书</w:t>
-      </w:r>
-      <w:r>
-        <w:rPr>
-          <w:rFonts w:hint="eastAsia"/>
-        </w:rPr>
-        <w:t>:</w:t>
-      </w:r>
-    </w:p>
-    <w:p>
-      <w:r>
-        <w:rPr>
-          <w:rFonts w:hint="eastAsia"/>
-        </w:rPr>
-        <w:t>像你这样，踏进我家半步，就不要怪我不客气哈！已经提醒了你</w:t>
-      </w:r>
-    </w:p>
-    <w:p/>
-    <w:p>
-      <w:r>
-        <w:rPr>
-          <w:rFonts w:hint="eastAsia"/>
-        </w:rPr>
-        <w:t>南昌书香瑶庭管家</w:t>
-      </w:r>
+        <w:t>计算文化</w:t>
+      </w:r>
+      <w:proofErr w:type="gramStart"/>
+      <w:r>
+        <w:rPr>
+          <w:rFonts w:hint="eastAsia"/>
+        </w:rPr>
+        <w:t>与木酒茶书</w:t>
+      </w:r>
+      <w:proofErr w:type="gramEnd"/>
+      <w:r>
+        <w:rPr>
+          <w:rFonts w:hint="eastAsia"/>
+        </w:rPr>
+        <w:t>:</w:t>
+      </w:r>
+    </w:p>
+    <w:p>
+      <w:r>
+        <w:rPr>
+          <w:rFonts w:hint="eastAsia"/>
+        </w:rPr>
+        <w:t xml:space="preserve"> </w:t>
+      </w:r>
+      <w:r>
+        <w:rPr>
+          <w:rFonts w:hint="eastAsia"/>
+        </w:rPr>
+        <w:t>不要偷换概念哈，根据合同，一是你违反合同故意不交付给我，二是这房子默认就已经收房了，已经是我的了。你仔细看看合同。如果你们还坚持故意违反合同，造成的损失，你和贵公司承担全部损失责任！</w:t>
+      </w:r>
+    </w:p>
+    <w:p/>
+    <w:p>
+      <w:r>
+        <w:rPr>
+          <w:rFonts w:hint="eastAsia"/>
+        </w:rPr>
+        <w:t>南昌</w:t>
+      </w:r>
+      <w:proofErr w:type="gramStart"/>
+      <w:r>
+        <w:rPr>
+          <w:rFonts w:hint="eastAsia"/>
+        </w:rPr>
+        <w:t>书香瑶庭管家</w:t>
+      </w:r>
+      <w:proofErr w:type="gramEnd"/>
       <w:r>
         <w:rPr>
           <w:rFonts w:hint="eastAsia"/>
@@ -1514,17 +2426,19 @@
         <w:rPr>
           <w:rFonts w:hint="eastAsia"/>
         </w:rPr>
-        <w:t>好的老师，收到了</w:t>
-      </w:r>
-    </w:p>
-    <w:p/>
-    <w:p>
+        <w:t>感谢老师提出宝贵意见，您的说都已经记录来，会反馈给精工维修中心</w:t>
+      </w:r>
+    </w:p>
+    <w:p/>
+    <w:p>
+      <w:proofErr w:type="gramStart"/>
       <w:r>
         <w:rPr>
           <w:rFonts w:hint="eastAsia"/>
         </w:rPr>
         <w:t>渔琴</w:t>
       </w:r>
+      <w:proofErr w:type="gramEnd"/>
       <w:r>
         <w:rPr>
           <w:rFonts w:hint="eastAsia"/>
@@ -1535,7 +2449,58 @@
         <w:rPr>
           <w:rFonts w:hint="eastAsia"/>
         </w:rPr>
-        <w:t>计算文化与木酒茶书</w:t>
+        <w:t>计算文化</w:t>
+      </w:r>
+      <w:proofErr w:type="gramStart"/>
+      <w:r>
+        <w:rPr>
+          <w:rFonts w:hint="eastAsia"/>
+        </w:rPr>
+        <w:t>与木酒茶书</w:t>
+      </w:r>
+      <w:proofErr w:type="gramEnd"/>
+      <w:r>
+        <w:rPr>
+          <w:rFonts w:hint="eastAsia"/>
+        </w:rPr>
+        <w:t>:</w:t>
+      </w:r>
+    </w:p>
+    <w:p>
+      <w:r>
+        <w:rPr>
+          <w:rFonts w:hint="eastAsia"/>
+        </w:rPr>
+        <w:t>看来你们还是坚持故意违反合同，造成的损失，你和贵公司承担全部损失责任！</w:t>
+      </w:r>
+    </w:p>
+    <w:p/>
+    <w:p>
+      <w:r>
+        <w:rPr>
+          <w:rFonts w:hint="eastAsia"/>
+        </w:rPr>
+        <w:t>南昌</w:t>
+      </w:r>
+      <w:proofErr w:type="gramStart"/>
+      <w:r>
+        <w:rPr>
+          <w:rFonts w:hint="eastAsia"/>
+        </w:rPr>
+        <w:t>书香瑶庭管家</w:t>
+      </w:r>
+      <w:proofErr w:type="gramEnd"/>
+      <w:r>
+        <w:rPr>
+          <w:rFonts w:hint="eastAsia"/>
+        </w:rPr>
+        <w:t>-</w:t>
+      </w:r>
+      <w:r>
+        <w:rPr>
+          <w:rFonts w:hint="eastAsia"/>
+        </w:rPr>
+        <w:t>郁金香</w:t>
       </w:r>
       <w:r>
         <w:rPr>
@@ -1555,7 +2520,7 @@
         <w:rPr>
           <w:rFonts w:hint="eastAsia"/>
         </w:rPr>
-        <w:t>聊天记录</w:t>
+        <w:t>语音</w:t>
       </w:r>
       <w:r>
         <w:rPr>
@@ -1566,12 +2531,14 @@
     </w:p>
     <w:p/>
     <w:p>
+      <w:proofErr w:type="gramStart"/>
       <w:r>
         <w:rPr>
           <w:rFonts w:hint="eastAsia"/>
         </w:rPr>
         <w:t>渔琴</w:t>
       </w:r>
+      <w:proofErr w:type="gramEnd"/>
       <w:r>
         <w:rPr>
           <w:rFonts w:hint="eastAsia"/>
@@ -1582,43 +2549,84 @@
         <w:rPr>
           <w:rFonts w:hint="eastAsia"/>
         </w:rPr>
-        <w:t>计算文化与木酒茶书</w:t>
-      </w:r>
-      <w:r>
-        <w:rPr>
-          <w:rFonts w:hint="eastAsia"/>
-        </w:rPr>
-        <w:t>:</w:t>
-      </w:r>
-    </w:p>
-    <w:p>
-      <w:r>
-        <w:rPr>
-          <w:rFonts w:hint="eastAsia"/>
-        </w:rPr>
-        <w:t>你是要我来你们办公室闹一场，报</w:t>
-      </w:r>
-      <w:r>
-        <w:rPr>
-          <w:rFonts w:hint="eastAsia"/>
-        </w:rPr>
-        <w:t>110</w:t>
-      </w:r>
-      <w:r>
-        <w:rPr>
-          <w:rFonts w:hint="eastAsia"/>
-        </w:rPr>
-        <w:t>是吗？</w:t>
-      </w:r>
-    </w:p>
-    <w:p/>
-    <w:p>
+        <w:t>计算文化</w:t>
+      </w:r>
+      <w:proofErr w:type="gramStart"/>
+      <w:r>
+        <w:rPr>
+          <w:rFonts w:hint="eastAsia"/>
+        </w:rPr>
+        <w:t>与木酒茶书</w:t>
+      </w:r>
+      <w:proofErr w:type="gramEnd"/>
+      <w:r>
+        <w:rPr>
+          <w:rFonts w:hint="eastAsia"/>
+        </w:rPr>
+        <w:t>:</w:t>
+      </w:r>
+    </w:p>
+    <w:p>
+      <w:r>
+        <w:rPr>
+          <w:rFonts w:hint="eastAsia"/>
+        </w:rPr>
+        <w:t>没见有电话呀？</w:t>
+      </w:r>
+    </w:p>
+    <w:p/>
+    <w:p>
+      <w:r>
+        <w:rPr>
+          <w:rFonts w:hint="eastAsia"/>
+        </w:rPr>
+        <w:t>南昌</w:t>
+      </w:r>
+      <w:proofErr w:type="gramStart"/>
+      <w:r>
+        <w:rPr>
+          <w:rFonts w:hint="eastAsia"/>
+        </w:rPr>
+        <w:t>书香瑶庭管家</w:t>
+      </w:r>
+      <w:proofErr w:type="gramEnd"/>
+      <w:r>
+        <w:rPr>
+          <w:rFonts w:hint="eastAsia"/>
+        </w:rPr>
+        <w:t>-</w:t>
+      </w:r>
+      <w:r>
+        <w:rPr>
+          <w:rFonts w:hint="eastAsia"/>
+        </w:rPr>
+        <w:t>郁金香</w:t>
+      </w:r>
+      <w:r>
+        <w:rPr>
+          <w:rFonts w:hint="eastAsia"/>
+        </w:rPr>
+        <w:t>:</w:t>
+      </w:r>
+    </w:p>
+    <w:p>
+      <w:r>
+        <w:rPr>
+          <w:rFonts w:hint="eastAsia"/>
+        </w:rPr>
+        <w:t>老师您耐心等待一下</w:t>
+      </w:r>
+    </w:p>
+    <w:p/>
+    <w:p>
+      <w:proofErr w:type="gramStart"/>
       <w:r>
         <w:rPr>
           <w:rFonts w:hint="eastAsia"/>
         </w:rPr>
         <w:t>渔琴</w:t>
       </w:r>
+      <w:proofErr w:type="gramEnd"/>
       <w:r>
         <w:rPr>
           <w:rFonts w:hint="eastAsia"/>
@@ -1629,8 +2637,16 @@
         <w:rPr>
           <w:rFonts w:hint="eastAsia"/>
         </w:rPr>
-        <w:t>计算文化与木酒茶书</w:t>
-      </w:r>
+        <w:t>计算文化</w:t>
+      </w:r>
+      <w:proofErr w:type="gramStart"/>
+      <w:r>
+        <w:rPr>
+          <w:rFonts w:hint="eastAsia"/>
+        </w:rPr>
+        <w:t>与木酒茶书</w:t>
+      </w:r>
+      <w:proofErr w:type="gramEnd"/>
       <w:r>
         <w:rPr>
           <w:rFonts w:hint="eastAsia"/>
@@ -1660,12 +2676,14 @@
     </w:p>
     <w:p/>
     <w:p>
+      <w:proofErr w:type="gramStart"/>
       <w:r>
         <w:rPr>
           <w:rFonts w:hint="eastAsia"/>
         </w:rPr>
         <w:t>渔琴</w:t>
       </w:r>
+      <w:proofErr w:type="gramEnd"/>
       <w:r>
         <w:rPr>
           <w:rFonts w:hint="eastAsia"/>
@@ -1676,529 +2694,16 @@
         <w:rPr>
           <w:rFonts w:hint="eastAsia"/>
         </w:rPr>
-        <w:t>计算文化与木酒茶书</w:t>
-      </w:r>
-      <w:r>
-        <w:rPr>
-          <w:rFonts w:hint="eastAsia"/>
-        </w:rPr>
-        <w:t>:</w:t>
-      </w:r>
-    </w:p>
-    <w:p>
-      <w:r>
-        <w:rPr>
-          <w:rFonts w:hint="eastAsia"/>
-        </w:rPr>
-        <w:t>你们违法断我水电这么多天，我准备把水井房、电井房的锁换掉哈！</w:t>
-      </w:r>
-    </w:p>
-    <w:p/>
-    <w:p>
-      <w:r>
-        <w:rPr>
-          <w:rFonts w:hint="eastAsia"/>
-        </w:rPr>
-        <w:t>南昌书香瑶庭管家</w:t>
-      </w:r>
-      <w:r>
-        <w:rPr>
-          <w:rFonts w:hint="eastAsia"/>
-        </w:rPr>
-        <w:t>-</w:t>
-      </w:r>
-      <w:r>
-        <w:rPr>
-          <w:rFonts w:hint="eastAsia"/>
-        </w:rPr>
-        <w:t>郁金香</w:t>
-      </w:r>
-      <w:r>
-        <w:rPr>
-          <w:rFonts w:hint="eastAsia"/>
-        </w:rPr>
-        <w:t>:</w:t>
-      </w:r>
-    </w:p>
-    <w:p>
-      <w:r>
-        <w:rPr>
-          <w:rFonts w:hint="eastAsia"/>
-        </w:rPr>
-        <w:t>老师你好您做的所有事和说的话</w:t>
-      </w:r>
-      <w:r>
-        <w:rPr>
-          <w:rFonts w:hint="eastAsia"/>
-        </w:rPr>
-        <w:t>,</w:t>
-      </w:r>
-      <w:r>
-        <w:rPr>
-          <w:rFonts w:hint="eastAsia"/>
-        </w:rPr>
-        <w:t>物业都尊重您，也是您的权利。但是，房子在没交付前都地产的，这种行为欠妥，况且水电表间都是公区。</w:t>
-      </w:r>
-    </w:p>
-    <w:p/>
-    <w:p>
-      <w:r>
-        <w:rPr>
-          <w:rFonts w:hint="eastAsia"/>
-        </w:rPr>
-        <w:t>渔琴</w:t>
-      </w:r>
-      <w:r>
-        <w:rPr>
-          <w:rFonts w:hint="eastAsia"/>
-        </w:rPr>
-        <w:t>@</w:t>
-      </w:r>
-      <w:r>
-        <w:rPr>
-          <w:rFonts w:hint="eastAsia"/>
-        </w:rPr>
-        <w:t>计算文化与木酒茶书</w:t>
-      </w:r>
-      <w:r>
-        <w:rPr>
-          <w:rFonts w:hint="eastAsia"/>
-        </w:rPr>
-        <w:t>:</w:t>
-      </w:r>
-    </w:p>
-    <w:p>
-      <w:r>
-        <w:rPr>
-          <w:rFonts w:hint="eastAsia"/>
-        </w:rPr>
-        <w:t>是你和贵公司，故意违反合同不交付哈，你不要打哈哈</w:t>
-      </w:r>
-    </w:p>
-    <w:p/>
-    <w:p>
-      <w:r>
-        <w:rPr>
-          <w:rFonts w:hint="eastAsia"/>
-        </w:rPr>
-        <w:t>南昌书香瑶庭管家</w:t>
-      </w:r>
-      <w:r>
-        <w:rPr>
-          <w:rFonts w:hint="eastAsia"/>
-        </w:rPr>
-        <w:t>-</w:t>
-      </w:r>
-      <w:r>
-        <w:rPr>
-          <w:rFonts w:hint="eastAsia"/>
-        </w:rPr>
-        <w:t>郁金香</w:t>
-      </w:r>
-      <w:r>
-        <w:rPr>
-          <w:rFonts w:hint="eastAsia"/>
-        </w:rPr>
-        <w:t>:</w:t>
-      </w:r>
-    </w:p>
-    <w:p>
-      <w:r>
-        <w:rPr>
-          <w:rFonts w:hint="eastAsia"/>
-        </w:rPr>
-        <w:t>[</w:t>
-      </w:r>
-      <w:r>
-        <w:rPr>
-          <w:rFonts w:hint="eastAsia"/>
-        </w:rPr>
-        <w:t>语音</w:t>
-      </w:r>
-      <w:r>
-        <w:rPr>
-          <w:rFonts w:hint="eastAsia"/>
-        </w:rPr>
-        <w:t>]</w:t>
-      </w:r>
-    </w:p>
-    <w:p/>
-    <w:p>
-      <w:r>
-        <w:rPr>
-          <w:rFonts w:hint="eastAsia"/>
-        </w:rPr>
-        <w:t>渔琴</w:t>
-      </w:r>
-      <w:r>
-        <w:rPr>
-          <w:rFonts w:hint="eastAsia"/>
-        </w:rPr>
-        <w:t>@</w:t>
-      </w:r>
-      <w:r>
-        <w:rPr>
-          <w:rFonts w:hint="eastAsia"/>
-        </w:rPr>
-        <w:t>计算文化与木酒茶书</w:t>
-      </w:r>
-      <w:r>
-        <w:rPr>
-          <w:rFonts w:hint="eastAsia"/>
-        </w:rPr>
-        <w:t>:</w:t>
-      </w:r>
-    </w:p>
-    <w:p>
-      <w:r>
-        <w:rPr>
-          <w:rFonts w:hint="eastAsia"/>
-        </w:rPr>
-        <w:t>还有什么流程，你说过吗？没说你就断我水电？</w:t>
-      </w:r>
-    </w:p>
-    <w:p/>
-    <w:p>
-      <w:r>
-        <w:rPr>
-          <w:rFonts w:hint="eastAsia"/>
-        </w:rPr>
-        <w:t>南昌书香瑶庭管家</w:t>
-      </w:r>
-      <w:r>
-        <w:rPr>
-          <w:rFonts w:hint="eastAsia"/>
-        </w:rPr>
-        <w:t>-</w:t>
-      </w:r>
-      <w:r>
-        <w:rPr>
-          <w:rFonts w:hint="eastAsia"/>
-        </w:rPr>
-        <w:t>郁金香</w:t>
-      </w:r>
-      <w:r>
-        <w:rPr>
-          <w:rFonts w:hint="eastAsia"/>
-        </w:rPr>
-        <w:t>:</w:t>
-      </w:r>
-    </w:p>
-    <w:p>
-      <w:r>
-        <w:rPr>
-          <w:rFonts w:hint="eastAsia"/>
-        </w:rPr>
-        <w:t>[</w:t>
-      </w:r>
-      <w:r>
-        <w:rPr>
-          <w:rFonts w:hint="eastAsia"/>
-        </w:rPr>
-        <w:t>语音</w:t>
-      </w:r>
-      <w:r>
-        <w:rPr>
-          <w:rFonts w:hint="eastAsia"/>
-        </w:rPr>
-        <w:t>]</w:t>
-      </w:r>
-    </w:p>
-    <w:p/>
-    <w:p>
-      <w:r>
-        <w:rPr>
-          <w:rFonts w:hint="eastAsia"/>
-        </w:rPr>
-        <w:t>渔琴</w:t>
-      </w:r>
-      <w:r>
-        <w:rPr>
-          <w:rFonts w:hint="eastAsia"/>
-        </w:rPr>
-        <w:t>@</w:t>
-      </w:r>
-      <w:r>
-        <w:rPr>
-          <w:rFonts w:hint="eastAsia"/>
-        </w:rPr>
-        <w:t>计算文化与木酒茶书</w:t>
-      </w:r>
-      <w:r>
-        <w:rPr>
-          <w:rFonts w:hint="eastAsia"/>
-        </w:rPr>
-        <w:t>:</w:t>
-      </w:r>
-    </w:p>
-    <w:p>
-      <w:r>
-        <w:rPr>
-          <w:rFonts w:hint="eastAsia"/>
-        </w:rPr>
-        <w:t xml:space="preserve"> </w:t>
-      </w:r>
-      <w:r>
-        <w:rPr>
-          <w:rFonts w:hint="eastAsia"/>
-        </w:rPr>
-        <w:t>不要偷换概念哈，根据合同，一是你违反合同故意不交付给我，二是这房子默认就已经收房了，已经是我的了。你仔细看看合同。如果你们还坚持故意违反合同，造成的损失，你和贵公司承担全部损失责任！</w:t>
-      </w:r>
-    </w:p>
-    <w:p/>
-    <w:p>
-      <w:r>
-        <w:rPr>
-          <w:rFonts w:hint="eastAsia"/>
-        </w:rPr>
-        <w:t>南昌书香瑶庭管家</w:t>
-      </w:r>
-      <w:r>
-        <w:rPr>
-          <w:rFonts w:hint="eastAsia"/>
-        </w:rPr>
-        <w:t>-</w:t>
-      </w:r>
-      <w:r>
-        <w:rPr>
-          <w:rFonts w:hint="eastAsia"/>
-        </w:rPr>
-        <w:t>郁金香</w:t>
-      </w:r>
-      <w:r>
-        <w:rPr>
-          <w:rFonts w:hint="eastAsia"/>
-        </w:rPr>
-        <w:t>:</w:t>
-      </w:r>
-    </w:p>
-    <w:p>
-      <w:r>
-        <w:rPr>
-          <w:rFonts w:hint="eastAsia"/>
-        </w:rPr>
-        <w:t>感谢老师提出宝贵意见，您的说都已经记录来，会反馈给精工维修中心</w:t>
-      </w:r>
-    </w:p>
-    <w:p/>
-    <w:p>
-      <w:r>
-        <w:rPr>
-          <w:rFonts w:hint="eastAsia"/>
-        </w:rPr>
-        <w:t>渔琴</w:t>
-      </w:r>
-      <w:r>
-        <w:rPr>
-          <w:rFonts w:hint="eastAsia"/>
-        </w:rPr>
-        <w:t>@</w:t>
-      </w:r>
-      <w:r>
-        <w:rPr>
-          <w:rFonts w:hint="eastAsia"/>
-        </w:rPr>
-        <w:t>计算文化与木酒茶书</w:t>
-      </w:r>
-      <w:r>
-        <w:rPr>
-          <w:rFonts w:hint="eastAsia"/>
-        </w:rPr>
-        <w:t>:</w:t>
-      </w:r>
-    </w:p>
-    <w:p>
-      <w:r>
-        <w:rPr>
-          <w:rFonts w:hint="eastAsia"/>
-        </w:rPr>
-        <w:t>看来你们还是坚持故意违反合同，造成的损失，你和贵公司承担全部损失责任！</w:t>
-      </w:r>
-    </w:p>
-    <w:p/>
-    <w:p>
-      <w:r>
-        <w:rPr>
-          <w:rFonts w:hint="eastAsia"/>
-        </w:rPr>
-        <w:t>南昌书香瑶庭管家</w:t>
-      </w:r>
-      <w:r>
-        <w:rPr>
-          <w:rFonts w:hint="eastAsia"/>
-        </w:rPr>
-        <w:t>-</w:t>
-      </w:r>
-      <w:r>
-        <w:rPr>
-          <w:rFonts w:hint="eastAsia"/>
-        </w:rPr>
-        <w:t>郁金香</w:t>
-      </w:r>
-      <w:r>
-        <w:rPr>
-          <w:rFonts w:hint="eastAsia"/>
-        </w:rPr>
-        <w:t>:</w:t>
-      </w:r>
-    </w:p>
-    <w:p>
-      <w:r>
-        <w:rPr>
-          <w:rFonts w:hint="eastAsia"/>
-        </w:rPr>
-        <w:t>[</w:t>
-      </w:r>
-      <w:r>
-        <w:rPr>
-          <w:rFonts w:hint="eastAsia"/>
-        </w:rPr>
-        <w:t>语音</w:t>
-      </w:r>
-      <w:r>
-        <w:rPr>
-          <w:rFonts w:hint="eastAsia"/>
-        </w:rPr>
-        <w:t>]</w:t>
-      </w:r>
-    </w:p>
-    <w:p/>
-    <w:p>
-      <w:r>
-        <w:rPr>
-          <w:rFonts w:hint="eastAsia"/>
-        </w:rPr>
-        <w:t>渔琴</w:t>
-      </w:r>
-      <w:r>
-        <w:rPr>
-          <w:rFonts w:hint="eastAsia"/>
-        </w:rPr>
-        <w:t>@</w:t>
-      </w:r>
-      <w:r>
-        <w:rPr>
-          <w:rFonts w:hint="eastAsia"/>
-        </w:rPr>
-        <w:t>计算文化与木酒茶书</w:t>
-      </w:r>
-      <w:r>
-        <w:rPr>
-          <w:rFonts w:hint="eastAsia"/>
-        </w:rPr>
-        <w:t>:</w:t>
-      </w:r>
-    </w:p>
-    <w:p>
-      <w:r>
-        <w:rPr>
-          <w:rFonts w:hint="eastAsia"/>
-        </w:rPr>
-        <w:t>没见有电话呀？</w:t>
-      </w:r>
-    </w:p>
-    <w:p/>
-    <w:p>
-      <w:r>
-        <w:rPr>
-          <w:rFonts w:hint="eastAsia"/>
-        </w:rPr>
-        <w:t>南昌书香瑶庭管家</w:t>
-      </w:r>
-      <w:r>
-        <w:rPr>
-          <w:rFonts w:hint="eastAsia"/>
-        </w:rPr>
-        <w:t>-</w:t>
-      </w:r>
-      <w:r>
-        <w:rPr>
-          <w:rFonts w:hint="eastAsia"/>
-        </w:rPr>
-        <w:t>郁金香</w:t>
-      </w:r>
-      <w:r>
-        <w:rPr>
-          <w:rFonts w:hint="eastAsia"/>
-        </w:rPr>
-        <w:t>:</w:t>
-      </w:r>
-    </w:p>
-    <w:p>
-      <w:r>
-        <w:rPr>
-          <w:rFonts w:hint="eastAsia"/>
-        </w:rPr>
-        <w:t>老师您耐心等待一下</w:t>
-      </w:r>
-    </w:p>
-    <w:p/>
-    <w:p>
-      <w:r>
-        <w:rPr>
-          <w:rFonts w:hint="eastAsia"/>
-        </w:rPr>
-        <w:t>渔琴</w:t>
-      </w:r>
-      <w:r>
-        <w:rPr>
-          <w:rFonts w:hint="eastAsia"/>
-        </w:rPr>
-        <w:t>@</w:t>
-      </w:r>
-      <w:r>
-        <w:rPr>
-          <w:rFonts w:hint="eastAsia"/>
-        </w:rPr>
-        <w:t>计算文化与木酒茶书</w:t>
-      </w:r>
-      <w:r>
-        <w:rPr>
-          <w:rFonts w:hint="eastAsia"/>
-        </w:rPr>
-        <w:t>:</w:t>
-      </w:r>
-    </w:p>
-    <w:p>
-      <w:r>
-        <w:rPr>
-          <w:rFonts w:hint="eastAsia"/>
-        </w:rPr>
-        <w:t>[</w:t>
-      </w:r>
-      <w:r>
-        <w:rPr>
-          <w:rFonts w:hint="eastAsia"/>
-        </w:rPr>
-        <w:t>语音聊天</w:t>
-      </w:r>
-      <w:r>
-        <w:rPr>
-          <w:rFonts w:hint="eastAsia"/>
-        </w:rPr>
-        <w:t>]</w:t>
-      </w:r>
-    </w:p>
-    <w:p/>
-    <w:p>
-      <w:r>
-        <w:rPr>
-          <w:rFonts w:hint="eastAsia"/>
-        </w:rPr>
-        <w:t>渔琴</w:t>
-      </w:r>
-      <w:r>
-        <w:rPr>
-          <w:rFonts w:hint="eastAsia"/>
-        </w:rPr>
-        <w:t>@</w:t>
-      </w:r>
-      <w:r>
-        <w:rPr>
-          <w:rFonts w:hint="eastAsia"/>
-        </w:rPr>
-        <w:t>计算文化与木酒茶书</w:t>
-      </w:r>
+        <w:t>计算文化</w:t>
+      </w:r>
+      <w:proofErr w:type="gramStart"/>
+      <w:r>
+        <w:rPr>
+          <w:rFonts w:hint="eastAsia"/>
+        </w:rPr>
+        <w:t>与木酒茶书</w:t>
+      </w:r>
+      <w:proofErr w:type="gramEnd"/>
       <w:r>
         <w:rPr>
           <w:rFonts w:hint="eastAsia"/>
